--- a/tillsyn/A 4832-2026 tillsynsbegäran.docx
+++ b/tillsyn/A 4832-2026 tillsynsbegäran.docx
@@ -1026,7 +1026,7 @@
     <w:r>
       <w:tab/>
       <w:tab/>
-      <w:t>2026-01-27</w:t>
+      <w:t>2026-01-28</w:t>
       <w:br/>
       <w:br/>
     </w:r>

--- a/tillsyn/A 4832-2026 tillsynsbegäran.docx
+++ b/tillsyn/A 4832-2026 tillsynsbegäran.docx
@@ -98,7 +98,16 @@
         <w:t>Dvärgbägarlav (NT)</w:t>
       </w:r>
       <w:r>
-        <w:t xml:space="preserve"> förekommer över hela Sverige på gammal hård ved, huvudsakligen på tall men i södra Sverige även på ek. Veden utgörs framförallt av grova stubbar, lågor och grenar. Substratet har blivit sällsyntare och nybildning av substrat sker bara i begränsad omfattning. Arten hotas av att grova lågor blir allt sällsyntare i dagens kulturskogar samt att nybildningen av lämpliga substrat går mycket långsamt. En riklig tillgång på gamla tall- eller eklågor måste säkerställas på artens lokaler (SLU Artdatabanken, 2024; Nitare &amp; Skogsstyrelsen, 2019).</w:t>
+        <w:t xml:space="preserve"> förekommer över hela Sverige på gammal hård ved, huvudsakligen på tall men i södra Sverige även på ek. Veden utgörs framförallt av grova stubbar, lågor och grenar. Substratet har blivit sällsyntare och nybildning av substrat sker bara i begränsad omfattning. Arten hotas av att grova lågor blir allt sällsyntare i dagens kulturskogar samt att nybildningen av lämpliga substrat går mycket långsamt. En riklig tillgång på gamla tall- eller eklågor måste säkerställas på artens lokaler. Dvärgbägarlav är typisk art för </w:t>
+      </w:r>
+      <w:r>
+        <w:rPr>
+          <w:i/>
+        </w:rPr>
+        <w:t>9010 Taiga</w:t>
+      </w:r>
+      <w:r>
+        <w:t xml:space="preserve"> (SLU Artdatabanken, 2024; Nitare &amp; Skogsstyrelsen, 2019).</w:t>
       </w:r>
     </w:p>
     <w:p>
@@ -109,7 +118,16 @@
         <w:t>Fläckporing (VU)</w:t>
       </w:r>
       <w:r>
-        <w:t xml:space="preserve"> är en mycket bra signalart som visar på tallnaturskogar med höga naturvärden. Den är placerad högst upp i Skogsstyrelsens värdepyramid för bedömning av skog med höga naturvärden och indikerar områden som är mer eller mindre opåverkade av skogsbruk och där det funnits en kontinuitet av tallågor i olika nedbrytningsstadier. För att på lång sikt bibehålla livskraftiga populationer i ett område behövs troligen större skyddade områden som tillåter att man upprätthåller en naturlig branddynamik (SLU Artdatabanken, 2024; Nitare &amp; Skogsstyrelsen, 2019).</w:t>
+        <w:t xml:space="preserve"> är en mycket bra signalart som visar på tallnaturskogar med höga naturvärden. Den är placerad högst upp i Skogsstyrelsens värdepyramid för bedömning av skog med höga naturvärden och indikerar områden som är mer eller mindre opåverkade av skogsbruk och där det funnits en kontinuitet av tallågor i olika nedbrytningsstadier. För att på lång sikt bibehålla livskraftiga populationer i ett område behövs troligen större skyddade områden som tillåter att man upprätthåller en naturlig branddynamik. Fläckporing är typisk art för </w:t>
+      </w:r>
+      <w:r>
+        <w:rPr>
+          <w:i/>
+        </w:rPr>
+        <w:t>9010 Taiga</w:t>
+      </w:r>
+      <w:r>
+        <w:t xml:space="preserve"> (SLU Artdatabanken, 2024; Nitare &amp; Skogsstyrelsen, 2019).</w:t>
       </w:r>
     </w:p>
     <w:p>
@@ -120,7 +138,25 @@
         <w:t>Garnlav (NT)</w:t>
       </w:r>
       <w:r>
-        <w:t xml:space="preserve"> är en utpräglad barrskogsart som ibland kan drapera träden i norrländska grannaturskogar med hög luftfuktighet. Den förekommer även i talldominerade bestånd där den, förutom i trädens grenverk, påträffas hängande över ojämnheter i tallbarken. Arten har minskat starkt i södra och mellersta Sverige och den minskar även i sitt nordliga utbredningsområde. Orsaken till tillbakagången beror främst på slutavverkningar av naturskogsartade skogar. Bestånd med riklig förekomst bör regelmässigt sparas. Garnlav är värdväxt för den mycket sällsynta och akut hotade fjärilen barrskogslavfly (CR) som hör hemma i boreala barrskogar med riklig förekomst av värdväxten. Tidigare kunde arten konstateras årligen på flera platser vid Dala-Floda i Dalarna innan lokalerna kalavverkades. Senaste fyndet i landet av barrskogslavfly är från år 2000 då den påträffades vid Högberget i Sollefteå kommun (SLU Artdatabanken, 2024).</w:t>
+        <w:t xml:space="preserve"> är en utpräglad barrskogsart som ibland kan drapera träden i norrländska grannaturskogar med hög luftfuktighet. Den förekommer även i talldominerade bestånd där den, förutom i trädens grenverk, påträffas hängande över ojämnheter i tallbarken. Arten har minskat starkt i södra och mellersta Sverige och den minskar även i sitt nordliga utbredningsområde. Orsaken till tillbakagången beror främst på slutavverkningar av naturskogsartade skogar. Bestånd med riklig förekomst bör regelmässigt sparas. Garnlav är värdväxt för den mycket sällsynta och akut hotade fjärilen barrskogslavfly (CR) som hör hemma i boreala barrskogar med riklig förekomst av värdväxten. Tidigare kunde arten konstateras årligen på flera platser vid Dala-Floda i Dalarna innan lokalerna kalavverkades. Senaste fyndet i landet av barrskogslavfly är från år 2000 då den påträffades vid Högberget i Sollefteå kommun. Garnlav är typisk art för </w:t>
+      </w:r>
+      <w:r>
+        <w:rPr>
+          <w:i/>
+        </w:rPr>
+        <w:t xml:space="preserve">9010 Taiga </w:t>
+      </w:r>
+      <w:r>
+        <w:t>och</w:t>
+      </w:r>
+      <w:r>
+        <w:rPr>
+          <w:i/>
+        </w:rPr>
+        <w:t xml:space="preserve"> 9070 Trädklädd betesmark </w:t>
+      </w:r>
+      <w:r>
+        <w:t xml:space="preserve"> (SLU Artdatabanken, 2024).</w:t>
       </w:r>
     </w:p>
     <w:p>
@@ -131,7 +167,16 @@
         <w:t>Kolflarnlav (NT)</w:t>
       </w:r>
       <w:r>
-        <w:t xml:space="preserve"> är brandberoende och växer nästan uteslutande på kolad hård kärnved av tall. Etableringen verkar ske först 100–300 år efter brand och nytt substrat nybildas i mycket begränsad omfattning. Avverkning av tallskog av naturskogskaraktär med spår av återkommande bränder är ett hot och mängden lämplig ved att växa på för arten minskar dels på grund av naturlig nedbrytning men framförallt på grund av att det förstörs i samband med slutavverkningar, gallringar och markberedning. Såväl kolflarnlav som mörk kolflarnlav har glänsande bålfjäll och förekommer främst i tall- och blandbarrskogar av naturskogskaraktär med spår av återkommande bränder. Skogar som dessa hyser höga biologiska värden och bör skyddas (SLU Artdatabanken, 2024).</w:t>
+        <w:t xml:space="preserve"> är brandberoende och växer nästan uteslutande på kolad hård kärnved av tall. Etableringen verkar ske först 100–300 år efter brand och nytt substrat nybildas i mycket begränsad omfattning. Avverkning av tallskog av naturskogskaraktär med spår av återkommande bränder är ett hot och mängden lämplig ved att växa på för arten minskar dels på grund av naturlig nedbrytning men framförallt på grund av att det förstörs i samband med slutavverkningar, gallringar och markberedning. Såväl kolflarnlav som mörk kolflarnlav har glänsande bålfjäll och förekommer främst i tall- och blandbarrskogar av naturskogskaraktär med spår av återkommande bränder. Skogar som dessa hyser höga biologiska värden och bör skyddas. Kolflarnlav är typisk art för </w:t>
+      </w:r>
+      <w:r>
+        <w:rPr>
+          <w:i/>
+        </w:rPr>
+        <w:t>9010 Taiga</w:t>
+      </w:r>
+      <w:r>
+        <w:t xml:space="preserve"> (SLU Artdatabanken, 2024).</w:t>
       </w:r>
     </w:p>
     <w:p>
@@ -162,7 +207,16 @@
         <w:t>Corticeus longulus</w:t>
       </w:r>
       <w:r>
-        <w:t xml:space="preserve"> (VU), tallbarksvartbagge (VU), tallgångbagge (VU) och cholodkovskys bastborre (NT). Den mindre märgborrens måsvingeliknande gnaggångar är lätta att känna igen och hittas ofta på grova tallgrenar på marken. Rika förekomster av främst mindre märgborre men även skarptandad barkborre (NT) är en signal för artrikedom och inventeringar har visat att det är i skogar med en naturlig självgallring som det skapas förutsättningar för dessa arter samt de efterföljande åtgärdsprogramsarterna. Tallskogar med stark förekomst av mindre märgborre och skarptandad barkborre bör avsättas som reservat. Generellt bör hänsyn tas vid slutavverkning av talldominerad skog så att avverkningsrester som gren- och toppdelar lämnas (Pettersson, 2014; Hedgren, 2012; Gunnarsson m fl., 1999).</w:t>
+        <w:t xml:space="preserve"> (VU), tallbarksvartbagge (VU), tallgångbagge (VU) och cholodkovskys bastborre (NT). Den mindre märgborrens måsvingeliknande gnaggångar är lätta att känna igen och hittas ofta på grova tallgrenar på marken. Rika förekomster av främst mindre märgborre men även skarptandad barkborre (NT) är en signal för artrikedom och inventeringar har visat att det är i skogar med en naturlig självgallring som det skapas förutsättningar för dessa arter samt de efterföljande åtgärdsprogramsarterna. Tallskogar med stark förekomst av mindre märgborre och skarptandad barkborre bör avsättas som reservat. Generellt bör hänsyn tas vid slutavverkning av talldominerad skog så att avverkningsrester som gren- och toppdelar lämnas. Mindre märgborre är typisk art för </w:t>
+      </w:r>
+      <w:r>
+        <w:rPr>
+          <w:i/>
+        </w:rPr>
+        <w:t>9060 Åsbarrskog</w:t>
+      </w:r>
+      <w:r>
+        <w:t xml:space="preserve"> (Pettersson, 2014; Hedgren, 2012; Gunnarsson m fl., 1999).</w:t>
       </w:r>
     </w:p>
     <w:p>
@@ -184,7 +238,25 @@
         <w:t>Stjärntagging (NT)</w:t>
       </w:r>
       <w:r>
-        <w:t xml:space="preserve"> signalerar inom hela sitt utbredningsområde höga naturvärden. Svampen är uttorkningskänslig och beroende av ett oförändrat fuktigt mikroklimat. Den är även beroende av en ständig tillgång på död ved i olika nedbrytningsstadier, dock ej nödvändigtvis grova träd. Tidigare påverkan på miljön måste dock ha varit så skonsam att det naturliga skogsekosystemet till stora delar har bevarats. Minskningstakten för den svenska populationen bedöms vara nära gränsvärdet för Sårbar (VU) (SLU Artdatabanken, 2024; Nitare &amp; Skogsstyrelsen, 2019).</w:t>
+        <w:t xml:space="preserve"> signalerar inom hela sitt utbredningsområde höga naturvärden. Svampen är uttorkningskänslig och beroende av ett oförändrat fuktigt mikroklimat. Den är även beroende av en ständig tillgång på död ved i olika nedbrytningsstadier, dock ej nödvändigtvis grova träd. Tidigare påverkan på miljön måste dock ha varit så skonsam att det naturliga skogsekosystemet till stora delar har bevarats. Minskningstakten för den svenska populationen bedöms vara nära gränsvärdet för Sårbar (VU). Stjärntagging är typisk art för </w:t>
+      </w:r>
+      <w:r>
+        <w:rPr>
+          <w:i/>
+        </w:rPr>
+        <w:t xml:space="preserve">9010 Taiga, 9050 Näringsrik granskog </w:t>
+      </w:r>
+      <w:r>
+        <w:t xml:space="preserve">och </w:t>
+      </w:r>
+      <w:r>
+        <w:rPr>
+          <w:i/>
+        </w:rPr>
+        <w:t>9030 Landhöjningsskog</w:t>
+      </w:r>
+      <w:r>
+        <w:t xml:space="preserve"> (SLU Artdatabanken, 2024; Nitare &amp; Skogsstyrelsen, 2019).</w:t>
       </w:r>
     </w:p>
     <w:p>
@@ -195,7 +267,16 @@
         <w:t>Stuplav</w:t>
       </w:r>
       <w:r>
-        <w:t xml:space="preserve"> är en mycket bra signalart i hela sitt utbredningsområde och förekommer nästan enbart i skogsmiljöer med höga naturvärden. Den indikerar långvarig förekomst av gamla lövträd och miljöer med konstant hög luftfuktighet. I skogar med suboceaniskt klimat finns det en mycket sällsynt parasit, njurlavsknapp </w:t>
+        <w:t xml:space="preserve"> är en mycket bra signalart i hela sitt utbredningsområde och förekommer nästan enbart i skogsmiljöer med höga naturvärden. Den indikerar långvarig förekomst av gamla lövträd och miljöer med konstant hög luftfuktighet. Stuplav är typisk art för </w:t>
+      </w:r>
+      <w:r>
+        <w:rPr>
+          <w:i/>
+        </w:rPr>
+        <w:t>9010 Taiga</w:t>
+      </w:r>
+      <w:r>
+        <w:t xml:space="preserve">. I skogar med suboceaniskt klimat finns det en mycket sällsynt parasit, njurlavsknapp </w:t>
       </w:r>
       <w:r>
         <w:rPr>
@@ -226,7 +307,16 @@
         <w:t>Vedskivlav (NT)</w:t>
       </w:r>
       <w:r>
-        <w:t xml:space="preserve"> växer på gammal, torr, exponerad, hård kärnved av framförallt tall i naturskogsartade bestånd. Avverkning av tallskog av naturskogskaraktär med spår av återkommande bränder är ett hot. Mängden lämplig ved att växa på för vedskivlav minskar, dels på grund av naturlig nedbrytning men framförallt på grund av att de förstörs i samband med slutavverkningar, gallringar och markberedning. Tall- och blandbarrskogar av naturskogskaraktär med spår av återkommande bränder bör skyddas (SLU Artdatabanken, 2024).</w:t>
+        <w:t xml:space="preserve"> växer på gammal, torr, exponerad, hård kärnved av framförallt tall i naturskogsartade bestånd. Avverkning av tallskog av naturskogskaraktär med spår av återkommande bränder är ett hot. Mängden lämplig ved att växa på för vedskivlav minskar, dels på grund av naturlig nedbrytning men framförallt på grund av att de förstörs i samband med slutavverkningar, gallringar och markberedning. Tall- och blandbarrskogar av naturskogskaraktär med spår av återkommande bränder bör skyddas. Vedskivlav är typisk art för </w:t>
+      </w:r>
+      <w:r>
+        <w:rPr>
+          <w:i/>
+        </w:rPr>
+        <w:t>9010 Taiga</w:t>
+      </w:r>
+      <w:r>
+        <w:t xml:space="preserve"> (SLU Artdatabanken, 2024).</w:t>
       </w:r>
     </w:p>
     <w:p>
@@ -237,7 +327,16 @@
         <w:t xml:space="preserve">Vedtrappmossa (NT) </w:t>
       </w:r>
       <w:r>
-        <w:t>växer på död ved, främst i gammal granskog. Den förekommer knappast alls i fjällnära barrskogar utan finns i skogslandskapet nedom fjällen och framför allt i landets södra delar är den en mycket bra signalart för barrnaturskog med höga naturvärden. Skogsavverkning och brist på grov död ved i skogen är de allvarligaste hoten och den överlever inte kalhyggesbruk. Lokaler med sluten granskog, tillräckligt stora för att säkerställa ett kontinuerligt tillskott på grova lågor, bör undantas från storskaligt skogsbruk (SLU Artdatabanken, 2024).</w:t>
+        <w:t xml:space="preserve">växer på död ved, främst i gammal granskog. Den förekommer knappast alls i fjällnära barrskogar utan finns i skogslandskapet nedom fjällen och framför allt i landets södra delar är den en mycket bra signalart för barrnaturskog med höga naturvärden. Skogsavverkning och brist på grov död ved i skogen är de allvarligaste hoten och den överlever inte kalhyggesbruk. Lokaler med sluten granskog, tillräckligt stora för att säkerställa ett kontinuerligt tillskott på grova lågor, bör undantas från storskaligt skogsbruk. Vedtrappmossa är typisk art för </w:t>
+      </w:r>
+      <w:r>
+        <w:rPr>
+          <w:i/>
+        </w:rPr>
+        <w:t>9010 Taiga</w:t>
+      </w:r>
+      <w:r>
+        <w:t xml:space="preserve"> (SLU Artdatabanken, 2024).</w:t>
       </w:r>
     </w:p>
     <w:p>
@@ -286,7 +385,25 @@
         <w:t>Spillkråka (NT, §4)</w:t>
       </w:r>
       <w:r>
-        <w:t xml:space="preserve"> är rödlistad som nära hotad och ingår i bilaga 1 i EU:s fågeldirektiv. Den minskar i population på grund av minskad tillgång på lämpliga bo- och födoträd och minskad födotillgång. Spillkråkans minskningstakt har uppgått till 19 (24–10) % under de senaste 15 åren. Minskningstakten för den svenska populationen bedöms vara nära gränsvärdet för Sårbar (VU) (A2bc). Skogsbruk med korta omloppstider och täta, homogena ungskogar utgör det största hotet, (SLU Artdatabanken, 2023).</w:t>
+        <w:t xml:space="preserve"> är rödlistad som nära hotad och ingår i bilaga 1 i EU:s fågeldirektiv. Den minskar i population på grund av minskad tillgång på lämpliga bo- och födoträd och minskad födotillgång. Spillkråkans minskningstakt har uppgått till 19 (24–10) % under de senaste 15 åren. Minskningstakten för den svenska populationen bedöms vara nära gränsvärdet för Sårbar (VU) (A2bc). Skogsbruk med korta omloppstider och täta, homogena ungskogar utgör det största hotet. Spillkråka är typisk art för </w:t>
+      </w:r>
+      <w:r>
+        <w:rPr>
+          <w:i/>
+        </w:rPr>
+        <w:t xml:space="preserve">9010 Taiga </w:t>
+      </w:r>
+      <w:r>
+        <w:t>och</w:t>
+      </w:r>
+      <w:r>
+        <w:rPr>
+          <w:i/>
+        </w:rPr>
+        <w:t xml:space="preserve"> 9740 Skogsbevuxen myr </w:t>
+      </w:r>
+      <w:r>
+        <w:t>(SLU Artdatabanken, 2023).</w:t>
       </w:r>
     </w:p>
     <w:p>
@@ -297,7 +414,25 @@
         <w:t>Spindelblomster (§8)</w:t>
       </w:r>
       <w:r>
-        <w:t xml:space="preserve"> växer i äldre mossrik granskog eller barrblandskog, men även i fjällbjörkskog. Arten indikerar långvarig trädkontinuitet och hög luftfuktighet och är mycket känslig för uttorkning och markskador. Spindelblomster har i många trakter minskat starkt under senare tid på grund av slutavverkningar och skogsmarksdikning (Nitare &amp; Skogsstyrelsen, 2019).</w:t>
+        <w:t xml:space="preserve"> växer i äldre mossrik granskog eller barrblandskog, men även i fjällbjörkskog. Arten indikerar långvarig trädkontinuitet och hög luftfuktighet och är mycket känslig för uttorkning och markskador. Spindelblomster har i många trakter minskat starkt under senare tid på grund av slutavverkningar och skogsmarksdikning. Spindelblomster är typisk art för </w:t>
+      </w:r>
+      <w:r>
+        <w:rPr>
+          <w:i/>
+        </w:rPr>
+        <w:t xml:space="preserve">9010 Taiga, 9050 Näringsrik granskog </w:t>
+      </w:r>
+      <w:r>
+        <w:t>och</w:t>
+      </w:r>
+      <w:r>
+        <w:rPr>
+          <w:i/>
+        </w:rPr>
+        <w:t xml:space="preserve"> 9040 Fjällbjörkskog</w:t>
+      </w:r>
+      <w:r>
+        <w:t xml:space="preserve"> (Nitare &amp; Skogsstyrelsen, 2019; SLU Artdatabanken, 2025).</w:t>
       </w:r>
     </w:p>
     <w:p>
@@ -319,7 +454,25 @@
         <w:t>Tjäder (§4)</w:t>
       </w:r>
       <w:r>
-        <w:t xml:space="preserve"> är en utpräglad skogsfågel knuten till större sammanhängande barrskogsområden. Tupparna och hönorna utnyttjar till viss del olika miljöer, och habitatvalet varierar dessutom mellan olika delar av året. För att det ska finnas livskraftiga tjäderbestånd krävs funktionella skogslandskap med en blandning av uppvuxen, gles och luckig skog, täta sumpskogar, myrar och andra små våtmarker. Arten försvinner när skogen fragmenteras och den sammanlagda arealen hyggen och andra öppna områden blir för stor. Ett småskaligt och försiktigt virkesuttag genom hyggesfria metoder kan i vissa fall vara möjligt i området inom 200 m från lekcentrum. Längre ut från lekcentrum, inom 200–500 m bör den avverkade ytan inte överskrida 1 hektar för att undvika alltför stora och snabba förändringar (Skogsstyrelsen, 2019).</w:t>
+        <w:t xml:space="preserve"> omfattas av bilaga 1 och 2 EU:s fågeldirektiv och är typisk art för </w:t>
+      </w:r>
+      <w:r>
+        <w:rPr>
+          <w:i/>
+        </w:rPr>
+        <w:t xml:space="preserve">9010 Taiga </w:t>
+      </w:r>
+      <w:r>
+        <w:t xml:space="preserve">och </w:t>
+      </w:r>
+      <w:r>
+        <w:rPr>
+          <w:i/>
+        </w:rPr>
+        <w:t>9740 Skogsbevuxen myr</w:t>
+      </w:r>
+      <w:r>
+        <w:t>. Tjädern är en utpräglad skogsfågel knuten till större sammanhängande barrskogsområden. Tupparna och hönorna utnyttjar till viss del olika miljöer, och habitatvalet varierar dessutom mellan olika delar av året. För att det ska finnas livskraftiga tjäderbestånd krävs funktionella skogslandskap med en blandning av uppvuxen, gles och luckig skog, täta sumpskogar, myrar och andra små våtmarker. Arten försvinner när skogen fragmenteras och den sammanlagda arealen hyggen och andra öppna områden blir för stor. Ett småskaligt och försiktigt virkesuttag genom hyggesfria metoder kan i vissa fall vara möjligt i området inom 200 m från lekcentrum. Längre ut från lekcentrum, inom 200–500 m bör den avverkade ytan inte överskrida 1 hektar för att undvika alltför stora och snabba förändringar (Skogsstyrelsen, 2019; SLU Artdatabanken, 2024).</w:t>
       </w:r>
     </w:p>
     <w:p>
@@ -330,7 +483,25 @@
         <w:t>Tretåig hackspett (NT, §4)</w:t>
       </w:r>
       <w:r>
-        <w:t xml:space="preserve"> är rödlistad som nära hotad och ingår i bilaga 1 i EU:s fågeldirektiv. Tretåig hackspett är för sin överlevnad beroende av kontinuerlig tillförsel av äldre döende och död ved, som sker genom naturliga självgallringsprocesser i äldre grannaturskogar och barrblandade naturskogar. Om en skog genom skogsbruk gallras eller glesas ur så upphör och uteblir i stort sett den naturliga självgallringsprocessen för mycket lång tid framöver vilket omöjliggör upprätthållandet av den kontinuerliga ekologiska funktionen i ett område. Det finns studier som visar att naturskogens självgallringsprocess som den tretåiga hackspetten är beroende av, inte kan ersättas med efterlämnad hänsyn i skogsbruket (Imbeau &amp; Desrochers, 2002). Storleken på häckningsreviret varierar med skogstypen, förekomsten av död ved och graden av fragmentering, men är i allmänhet i storleksordningen 25–100 hektar. Vintertid krävs ofta betydligt större områden och det finns studier som antyder att arten behöver minst 100 hektar äldre skog. I områden med låg bonitet kan det behövas över 200 hektar lämpligt habitat för att ett par ska kunna reproducera sig. Områden med dokumenterad permanent förekomst i naturskogsmiljöer har vanligen så stora naturvärden att skogsbruk är olämpligt (Skogsstyrelsen, 2016).</w:t>
+        <w:t xml:space="preserve"> är rödlistad som nära hotad och ingår i bilaga 1 i EU:s fågeldirektiv. Tretåig hackspett är för sin överlevnad beroende av kontinuerlig tillförsel av äldre döende och död ved, som sker genom naturliga självgallringsprocesser i äldre grannaturskogar och barrblandade naturskogar. Om en skog genom skogsbruk gallras eller glesas ur så upphör och uteblir i stort sett den naturliga självgallringsprocessen för mycket lång tid framöver vilket omöjliggör upprätthållandet av den kontinuerliga ekologiska funktionen i ett område. Det finns studier som visar att naturskogens självgallringsprocess som den tretåiga hackspetten är beroende av, inte kan ersättas med efterlämnad hänsyn i skogsbruket (Imbeau &amp; Desrochers, 2002). Storleken på häckningsreviret varierar med skogstypen, förekomsten av död ved och graden av fragmentering, men är i allmänhet i storleksordningen 25–100 hektar. Vintertid krävs ofta betydligt större områden och det finns studier som antyder att arten behöver minst 100 hektar äldre skog. I områden med låg bonitet kan det behövas över 200 hektar lämpligt habitat för att ett par ska kunna reproducera sig. Områden med dokumenterad permanent förekomst i naturskogsmiljöer har vanligen så stora naturvärden att skogsbruk är olämpligt. Tretåig hackspett är typisk art för </w:t>
+      </w:r>
+      <w:r>
+        <w:rPr>
+          <w:i/>
+        </w:rPr>
+        <w:t xml:space="preserve">9010 Taiga, 9740 Skogsbevuxen myr, 9030 Landhöjningsskog </w:t>
+      </w:r>
+      <w:r>
+        <w:t xml:space="preserve">och </w:t>
+      </w:r>
+      <w:r>
+        <w:rPr>
+          <w:i/>
+        </w:rPr>
+        <w:t>9040 Fjällbjörkskog</w:t>
+      </w:r>
+      <w:r>
+        <w:t xml:space="preserve"> (Skogsstyrelsen, 2016; SLU Artdatabanken, 2024).</w:t>
       </w:r>
     </w:p>
     <w:p>
@@ -398,7 +569,16 @@
     </w:p>
     <w:p>
       <w:r>
-        <w:t>Rika förekomster av främst mindre märgborre men även skarptandad barkborre (NT) är en signal för artrikedom och inventeringar har visat att det är i skogar med en naturlig självgallring som det skapas förutsättningar för dessa arter samt de efterföljande åtgärdsprogramsarterna (Pettersson, 2014; Hedgren, 2012). Tallskogar med stark förekomst av mindre märgborre och skarptandad barkborre bör avsättas som reservat. Generellt bör hänsyn tas vid slutavverkning av talldominerad skog så att avverkningsrester som gren- och toppdelar (s.k. GROT) lämnas (Pettersson, 2014).</w:t>
+        <w:t xml:space="preserve">Rika förekomster av främst mindre märgborre men även skarptandad barkborre (NT) är en signal för artrikedom och inventeringar har visat att det är i skogar med en naturlig självgallring som det skapas förutsättningar för dessa arter samt de efterföljande åtgärdsprogramsarterna (Pettersson, 2014; Hedgren, 2012). Tallskogar med stark förekomst av mindre märgborre och skarptandad barkborre bör avsättas som reservat. Generellt bör hänsyn tas vid slutavverkning av talldominerad skog så att avverkningsrester som gren- och toppdelar (s.k. GROT) lämnas. Mindre märgborre är typisk art för </w:t>
+      </w:r>
+      <w:r>
+        <w:rPr>
+          <w:i/>
+        </w:rPr>
+        <w:t>9060 Åsbarrskog</w:t>
+      </w:r>
+      <w:r>
+        <w:t xml:space="preserve"> (Pettersson, 2014; SLU Artdatabanken, 2024).</w:t>
       </w:r>
     </w:p>
     <w:p>
@@ -509,6 +689,20 @@
     </w:p>
     <w:p>
       <w:r>
+        <w:t xml:space="preserve">SLU Artdatabanken, 2024. </w:t>
+      </w:r>
+      <w:r>
+        <w:rPr>
+          <w:i/>
+        </w:rPr>
+        <w:t xml:space="preserve">Artfaktablad. Naturvård – artfakta. </w:t>
+      </w:r>
+      <w:r>
+        <w:t>SLU Artdatabanken, Uppsala.</w:t>
+      </w:r>
+    </w:p>
+    <w:p>
+      <w:r>
         <w:t xml:space="preserve">Wikars, L.-O., Hansson, J. &amp; Hedgren, O., 2010. </w:t>
       </w:r>
       <w:r>
@@ -545,12 +739,30 @@
     </w:p>
     <w:p>
       <w:r>
-        <w:t>Spillkråka (NT) är rödlistad som nära hotad, fridlyst enligt §4 Artskyddsförordningen och ingår i bilaga 1 i EU:s fågeldirektiv. Spillkråka lever i både barr- och blandskog liksom i ren lövskog. De tätaste populationerna tenderar att finnas i äldre, variationsrik blandskog med gott om död ved och gamla träd.</w:t>
+        <w:t xml:space="preserve">Spillkråka (NT) är rödlistad som nära hotad, fridlyst enligt §4 Artskyddsförordningen, typisk art för </w:t>
+      </w:r>
+      <w:r>
+        <w:rPr>
+          <w:i/>
+        </w:rPr>
+        <w:t xml:space="preserve">9010 Taiga </w:t>
+      </w:r>
+      <w:r>
+        <w:t>och</w:t>
+      </w:r>
+      <w:r>
+        <w:rPr>
+          <w:i/>
+        </w:rPr>
+        <w:t xml:space="preserve"> 9740 Skogsbevuxen myr</w:t>
+      </w:r>
+      <w:r>
+        <w:t xml:space="preserve"> och ingår i bilaga 1 i EU:s fågeldirektiv. Spillkråka lever i både barr- och blandskog liksom i ren lövskog. De tätaste populationerna tenderar att finnas i äldre, variationsrik blandskog med gott om död ved och gamla träd.</w:t>
       </w:r>
     </w:p>
     <w:p>
       <w:r>
-        <w:t>Varje par utnyttjar 400–1000 hektar skog beroende på skogens kvalitet. En minskning av populationen pågår på grund av minskad tillgång på lämpliga bo- och födoträd och minskad födotillgång. Spillkråkans minskningstakt har uppgått till 19 (24–10) % under de senaste 15 åren. Minskningstakten för den svenska populationen bedöms vara nära gränsvärdet för Sårbar (VU) (A2bc). Skogsbruk med korta omloppstider och täta, homogena ungskogar utgör det största hotet (Artdatabanken 2023).</w:t>
+        <w:t>Varje par utnyttjar 400–1000 hektar skog beroende på skogens kvalitet. En minskning av populationen pågår på grund av minskad tillgång på lämpliga bo- och födoträd och minskad födotillgång. Spillkråkans minskningstakt har uppgått till 19 (24–10) % under de senaste 15 åren. Minskningstakten för den svenska populationen bedöms vara nära gränsvärdet för Sårbar (VU) (A2bc). Skogsbruk med korta omloppstider och täta, homogena ungskogar utgör det största hotet (SLU Artdatabanken 2023).</w:t>
       </w:r>
     </w:p>
     <w:p>
@@ -705,7 +917,25 @@
     </w:p>
     <w:p>
       <w:r>
-        <w:t>Tjäder (§4) är en utpräglad skogsfågel knuten till större sammanhängande barrskogsområden. Tupparna och hönorna utnyttjar till viss del olika miljöer, och habitatvalet varierar dessutom mellan olika delar av året. För att det ska finnas livskraftiga tjäderbestånd krävs funktionella skogslandskap med en blandning av uppvuxen, gles och luckig skog, täta sumpskogar, myrar och andra små våtmarker (Skogsstyrelsen, 2019).</w:t>
+        <w:t xml:space="preserve">Tjäder (§4) omfattas av bilaga 1 och 2 EU:s fågeldirektiv och är typisk art för </w:t>
+      </w:r>
+      <w:r>
+        <w:rPr>
+          <w:i/>
+        </w:rPr>
+        <w:t xml:space="preserve">9010 Taiga </w:t>
+      </w:r>
+      <w:r>
+        <w:t xml:space="preserve">och </w:t>
+      </w:r>
+      <w:r>
+        <w:rPr>
+          <w:i/>
+        </w:rPr>
+        <w:t>9740 Skogsbevuxen myr</w:t>
+      </w:r>
+      <w:r>
+        <w:t>. Tjädern är en utpräglad skogsfågel knuten till större sammanhängande barrskogsområden. Tupparna och hönorna utnyttjar till viss del olika miljöer, och habitatvalet varierar dessutom mellan olika delar av året. För att det ska finnas livskraftiga tjäderbestånd krävs funktionella skogslandskap med en blandning av uppvuxen, gles och luckig skog, täta sumpskogar, myrar och andra små våtmarker (Skogsstyrelsen, 2019; SLU Artdatabanken 2024).</w:t>
       </w:r>
     </w:p>
     <w:p>
@@ -729,10 +959,21 @@
         <w:rPr>
           <w:i/>
         </w:rPr>
-        <w:t xml:space="preserve">Vägledning för hänsyn till fåglar – tjäder. </w:t>
-      </w:r>
-      <w:r>
-        <w:t>https://www.skogsstyrelsen.se/globalassets/lag-och-tillsyn/artskydd/vagledningar-for-hansyn-till-faglar/tjader-vagledning-hansyn2.pdf</w:t>
+        <w:t>Vägledning för hänsyn till fåglar – tjäder.</w:t>
+      </w:r>
+    </w:p>
+    <w:p>
+      <w:r>
+        <w:t xml:space="preserve">SLU Artdatabanken, 2024. </w:t>
+      </w:r>
+      <w:r>
+        <w:rPr>
+          <w:i/>
+        </w:rPr>
+        <w:t xml:space="preserve">Artfaktablad. Naturvård – artfakta. </w:t>
+      </w:r>
+      <w:r>
+        <w:t>SLU Artdatabanken, Uppsala</w:t>
       </w:r>
     </w:p>
     <w:p>
@@ -760,7 +1001,16 @@
         <w:rPr>
           <w:i/>
         </w:rPr>
-        <w:t>“Områden med dokumenterad permanent förekomst i naturskogsmiljöer har vanligen så stora naturvärden att skogsbruk är olämpligt”.</w:t>
+        <w:t>“Områden med dokumenterad permanent förekomst i naturskogsmiljöer har vanligen så stora naturvärden att skogsbruk är olämpligt”</w:t>
+      </w:r>
+      <w:r>
+        <w:t xml:space="preserve"> (SLU Artdatabanken, 2024; Skogsstyrelsen, 2016)</w:t>
+      </w:r>
+      <w:r>
+        <w:rPr>
+          <w:i/>
+        </w:rPr>
+        <w:t>.</w:t>
       </w:r>
     </w:p>
     <w:p>
@@ -770,12 +1020,30 @@
     </w:p>
     <w:p>
       <w:r>
-        <w:t>Permanenta revir av tretåig hackspett karaktäriseras ofta av artens typiska ringformigt ordnade hackmärken på framför allt gamla granar. För att säkerställa att inte revir av tretåig hackspett drabbas av avverkningsplanerna bör en inventering göras i området både under häckningstid och under vintern, då arten utnyttjar betydligt större områden än under sommarens häckningsrevir. Storleken på häckningsreviret varierar med skogstypen, förekomsten av död ved och graden av fragmentering, men är i allmänhet i storleksordningen 25–100 hektar.</w:t>
+        <w:t>Permanenta revir av tretåig hackspett karaktäriseras ofta av artens typiska ringformigt ordnade hackmärken på framför allt gamla granar. För att säkerställa att inte revir av tretåig hackspett drabbas av avverkningsplanerna bör en inventering göras i området både under häckningstid och under vintern, då arten utnyttjar betydligt större områden än under sommarens häckningsrevir. Storleken på häckningsreviret varierar med skogstypen, förekomsten av död ved och graden av fragmentering, men är i allmänhet i storleksordningen 25–100 hektar (SLU Artdatabanken, 2024; Skogsstyrelsen, 2016).</w:t>
       </w:r>
     </w:p>
     <w:p>
       <w:r>
-        <w:t>Förutom fridlysning enligt §4 Artskyddsförordningen är tretåig hackspett även förtecknad i EU:s fågeldirektiv bilaga 1. Den ingår också i Natura 2000 och är förtecknad i Bernkonventionen bilaga II (strikt skyddade djurarter).</w:t>
+        <w:t xml:space="preserve">Förutom fridlysning enligt §4 Artskyddsförordningen är tretåig hackspett även förtecknad i EU:s fågeldirektiv bilaga 1. Den är typisk art för </w:t>
+      </w:r>
+      <w:r>
+        <w:rPr>
+          <w:i/>
+        </w:rPr>
+        <w:t xml:space="preserve">9010 Taiga, 9740 Skogsbevuxen myr, 9030 Landhöjningsskog </w:t>
+      </w:r>
+      <w:r>
+        <w:t xml:space="preserve">och </w:t>
+      </w:r>
+      <w:r>
+        <w:rPr>
+          <w:i/>
+        </w:rPr>
+        <w:t>9040 Fjällbjörkskog</w:t>
+      </w:r>
+      <w:r>
+        <w:t xml:space="preserve"> samt ingår i Natura 2000 och är förtecknad i Bernkonventionen bilaga II (strikt skyddade djurarter) (SLU Artdatabanken, 2024; Skogsstyrelsen, 2016).</w:t>
       </w:r>
     </w:p>
     <w:p>
@@ -797,7 +1065,7 @@
         <w:t xml:space="preserve">Förekomst av tretåig hackspett Picoides tridactylus på bestånds- och landskapsnivå. </w:t>
       </w:r>
       <w:r>
-        <w:t>Ornis Svecica 6: 107–119</w:t>
+        <w:t>Ornis Svecica 6: 107–119.</w:t>
       </w:r>
     </w:p>
     <w:p>
@@ -811,7 +1079,7 @@
         <w:t xml:space="preserve">Dead wood threshold values for the three-toed woodpecker presence in boreal and sub-Alpine forest. </w:t>
       </w:r>
       <w:r>
-        <w:t>Biological conservation 119(3): 305–318</w:t>
+        <w:t>Biological conservation 119(3): 305–318.</w:t>
       </w:r>
     </w:p>
     <w:p>
@@ -850,10 +1118,21 @@
         <w:rPr>
           <w:i/>
         </w:rPr>
-        <w:t xml:space="preserve">Vägledning för hänsyn till fåglar – Tretåig hackspett. </w:t>
-      </w:r>
-      <w:r>
-        <w:t>www.skogsstyrelsen.se</w:t>
+        <w:t>Vägledning för hänsyn till fåglar – Tretåig hackspett.</w:t>
+      </w:r>
+    </w:p>
+    <w:p>
+      <w:r>
+        <w:t xml:space="preserve">SLU Artdatabanken, 2024. </w:t>
+      </w:r>
+      <w:r>
+        <w:rPr>
+          <w:i/>
+        </w:rPr>
+        <w:t xml:space="preserve">Artfaktablad. Naturvård – artfakta. </w:t>
+      </w:r>
+      <w:r>
+        <w:t>SLU Artdatabanken, Uppsala.</w:t>
       </w:r>
     </w:p>
     <w:p>
@@ -881,7 +1160,7 @@
         <w:t xml:space="preserve">Population trends of forest birds in a Finnish Lapland landscape of large habitat blocks – Consequences of stochastic environmental variation or regional habitat alteration. </w:t>
       </w:r>
       <w:r>
-        <w:t>Biological conservation 56(2): 223–240</w:t>
+        <w:t>Biological conservation 56(2): 223–240.</w:t>
       </w:r>
     </w:p>
     <w:p>
@@ -1026,7 +1305,7 @@
     <w:r>
       <w:tab/>
       <w:tab/>
-      <w:t>2026-01-28</w:t>
+      <w:t>2026-01-29</w:t>
       <w:br/>
       <w:br/>
     </w:r>

--- a/tillsyn/A 4832-2026 tillsynsbegäran.docx
+++ b/tillsyn/A 4832-2026 tillsynsbegäran.docx
@@ -1305,7 +1305,7 @@
     <w:r>
       <w:tab/>
       <w:tab/>
-      <w:t>2026-01-29</w:t>
+      <w:t>2026-01-30</w:t>
       <w:br/>
       <w:br/>
     </w:r>

--- a/tillsyn/A 4832-2026 tillsynsbegäran.docx
+++ b/tillsyn/A 4832-2026 tillsynsbegäran.docx
@@ -1305,7 +1305,7 @@
     <w:r>
       <w:tab/>
       <w:tab/>
-      <w:t>2026-01-30</w:t>
+      <w:t>2026-01-31</w:t>
       <w:br/>
       <w:br/>
     </w:r>

--- a/tillsyn/A 4832-2026 tillsynsbegäran.docx
+++ b/tillsyn/A 4832-2026 tillsynsbegäran.docx
@@ -1305,7 +1305,7 @@
     <w:r>
       <w:tab/>
       <w:tab/>
-      <w:t>2026-02-22</w:t>
+      <w:t>2026-02-23</w:t>
       <w:br/>
       <w:br/>
     </w:r>

--- a/tillsyn/A 4832-2026 tillsynsbegäran.docx
+++ b/tillsyn/A 4832-2026 tillsynsbegäran.docx
@@ -1305,7 +1305,7 @@
     <w:r>
       <w:tab/>
       <w:tab/>
-      <w:t>2026-02-23</w:t>
+      <w:t>2026-02-24</w:t>
       <w:br/>
       <w:br/>
     </w:r>

--- a/tillsyn/A 4832-2026 tillsynsbegäran.docx
+++ b/tillsyn/A 4832-2026 tillsynsbegäran.docx
@@ -1305,7 +1305,7 @@
     <w:r>
       <w:tab/>
       <w:tab/>
-      <w:t>2026-02-24</w:t>
+      <w:t>2026-02-25</w:t>
       <w:br/>
       <w:br/>
     </w:r>

--- a/tillsyn/A 4832-2026 tillsynsbegäran.docx
+++ b/tillsyn/A 4832-2026 tillsynsbegäran.docx
@@ -1305,7 +1305,7 @@
     <w:r>
       <w:tab/>
       <w:tab/>
-      <w:t>2026-02-25</w:t>
+      <w:t>2026-02-26</w:t>
       <w:br/>
       <w:br/>
     </w:r>

--- a/tillsyn/A 4832-2026 tillsynsbegäran.docx
+++ b/tillsyn/A 4832-2026 tillsynsbegäran.docx
@@ -1305,7 +1305,7 @@
     <w:r>
       <w:tab/>
       <w:tab/>
-      <w:t>2026-02-26</w:t>
+      <w:t>2026-02-28</w:t>
       <w:br/>
       <w:br/>
     </w:r>

--- a/tillsyn/A 4832-2026 tillsynsbegäran.docx
+++ b/tillsyn/A 4832-2026 tillsynsbegäran.docx
@@ -1305,7 +1305,7 @@
     <w:r>
       <w:tab/>
       <w:tab/>
-      <w:t>2026-02-28</w:t>
+      <w:t>2026-03-01</w:t>
       <w:br/>
       <w:br/>
     </w:r>

--- a/tillsyn/A 4832-2026 tillsynsbegäran.docx
+++ b/tillsyn/A 4832-2026 tillsynsbegäran.docx
@@ -1305,7 +1305,7 @@
     <w:r>
       <w:tab/>
       <w:tab/>
-      <w:t>2026-03-01</w:t>
+      <w:t>2026-03-02</w:t>
       <w:br/>
       <w:br/>
     </w:r>

--- a/tillsyn/A 4832-2026 tillsynsbegäran.docx
+++ b/tillsyn/A 4832-2026 tillsynsbegäran.docx
@@ -153,7 +153,7 @@
         <w:rPr>
           <w:i/>
         </w:rPr>
-        <w:t xml:space="preserve"> 9070 Trädklädd betesmark </w:t>
+        <w:t xml:space="preserve"> 9070 Trädklädd betesmark</w:t>
       </w:r>
       <w:r>
         <w:t xml:space="preserve"> (SLU Artdatabanken, 2024).</w:t>
@@ -512,7 +512,7 @@
         <w:t>Varglav (NT, §8)</w:t>
       </w:r>
       <w:r>
-        <w:t xml:space="preserve"> växer på gammal, torr, hård ved, främst på torrakor och högstubbar av tall i öppna lägen, främst på myrar och i myrkanter. Lämpliga torrakor nyskapas praktiskt taget inte alls. Arten är placerad högst upp i Skogsstyrelsens värdepyramid för bedömning av skog med höga naturvärden och är fridlyst enligt 8 § artskyddsförordningen. Tidigare fanns varglav även på ved i kulturlandskapet men den har nästan helt försvunnit från denna miljö (SLU Artdatabanken, 2024; Nitare &amp; Skogsstyrelsen, 2019).</w:t>
+        <w:t xml:space="preserve"> växer på gammal, torr, hård ved, främst på torrakor och högstubbar av tall i öppna lägen, främst på myrar och i myrkanter. Lämpliga torrakor nyskapas praktiskt taget inte alls. Arten är placerad högst upp i Skogsstyrelsens värdepyramid för bedömning av skog med höga naturvärden och är fridlyst enligt 8 § artskyddsförordningen. Tidigare fanns varglav även på ved i kulturlandskapet men den har nästan helt försvunnit från denna miljö. På lokaler med riklig förekomst av varglav kan man hitta den sällsynta lavparasiten varglavsknöl (VU), som är knuten till varglav (SLU Artdatabanken, 2024; Nitare &amp; Skogsstyrelsen, 2019).</w:t>
       </w:r>
     </w:p>
     <w:p>
@@ -1305,7 +1305,7 @@
     <w:r>
       <w:tab/>
       <w:tab/>
-      <w:t>2026-03-02</w:t>
+      <w:t>2026-03-03</w:t>
       <w:br/>
       <w:br/>
     </w:r>

--- a/tillsyn/A 4832-2026 tillsynsbegäran.docx
+++ b/tillsyn/A 4832-2026 tillsynsbegäran.docx
@@ -1305,7 +1305,7 @@
     <w:r>
       <w:tab/>
       <w:tab/>
-      <w:t>2026-03-03</w:t>
+      <w:t>2026-03-04</w:t>
       <w:br/>
       <w:br/>
     </w:r>

--- a/tillsyn/A 4832-2026 tillsynsbegäran.docx
+++ b/tillsyn/A 4832-2026 tillsynsbegäran.docx
@@ -1305,7 +1305,7 @@
     <w:r>
       <w:tab/>
       <w:tab/>
-      <w:t>2026-03-04</w:t>
+      <w:t>2026-03-05</w:t>
       <w:br/>
       <w:br/>
     </w:r>

--- a/tillsyn/A 4832-2026 tillsynsbegäran.docx
+++ b/tillsyn/A 4832-2026 tillsynsbegäran.docx
@@ -1305,7 +1305,7 @@
     <w:r>
       <w:tab/>
       <w:tab/>
-      <w:t>2026-03-05</w:t>
+      <w:t>2026-03-06</w:t>
       <w:br/>
       <w:br/>
     </w:r>

--- a/tillsyn/A 4832-2026 tillsynsbegäran.docx
+++ b/tillsyn/A 4832-2026 tillsynsbegäran.docx
@@ -1305,7 +1305,7 @@
     <w:r>
       <w:tab/>
       <w:tab/>
-      <w:t>2026-03-06</w:t>
+      <w:t>2026-03-07</w:t>
       <w:br/>
       <w:br/>
     </w:r>

--- a/tillsyn/A 4832-2026 tillsynsbegäran.docx
+++ b/tillsyn/A 4832-2026 tillsynsbegäran.docx
@@ -1305,7 +1305,7 @@
     <w:r>
       <w:tab/>
       <w:tab/>
-      <w:t>2026-03-07</w:t>
+      <w:t>2026-03-08</w:t>
       <w:br/>
       <w:br/>
     </w:r>

--- a/tillsyn/A 4832-2026 tillsynsbegäran.docx
+++ b/tillsyn/A 4832-2026 tillsynsbegäran.docx
@@ -1305,7 +1305,7 @@
     <w:r>
       <w:tab/>
       <w:tab/>
-      <w:t>2026-03-08</w:t>
+      <w:t>2026-03-09</w:t>
       <w:br/>
       <w:br/>
     </w:r>

--- a/tillsyn/A 4832-2026 tillsynsbegäran.docx
+++ b/tillsyn/A 4832-2026 tillsynsbegäran.docx
@@ -1305,7 +1305,7 @@
     <w:r>
       <w:tab/>
       <w:tab/>
-      <w:t>2026-03-09</w:t>
+      <w:t>2026-03-10</w:t>
       <w:br/>
       <w:br/>
     </w:r>

--- a/tillsyn/A 4832-2026 tillsynsbegäran.docx
+++ b/tillsyn/A 4832-2026 tillsynsbegäran.docx
@@ -385,7 +385,7 @@
         <w:t>Spillkråka (NT, §4)</w:t>
       </w:r>
       <w:r>
-        <w:t xml:space="preserve"> är rödlistad som nära hotad och ingår i bilaga 1 i EU:s fågeldirektiv. Den minskar i population på grund av minskad tillgång på lämpliga bo- och födoträd och minskad födotillgång. Spillkråkans minskningstakt har uppgått till 19 (24–10) % under de senaste 15 åren. Minskningstakten för den svenska populationen bedöms vara nära gränsvärdet för Sårbar (VU) (A2bc). Skogsbruk med korta omloppstider och täta, homogena ungskogar utgör det största hotet. Spillkråka är typisk art för </w:t>
+        <w:t xml:space="preserve"> är rödlistad som nära hotad och ingår i bilaga 1 i EU:s fågeldirektiv. Den minskar i population på grund av minskad tillgång på lämpliga bo- och födoträd och minskad födotillgång. Spillkråkans minskningstakt har uppgått till 19 (24–10) % under de senaste 15 åren och bedöms vara nära gränsvärdet för Sårbar (VU) (A2bc). Spillkråka är en nyckelart i skogliga miljöer vars övergivna bohål utnyttjas av flera andra hålhäckande fågelarter och fladdermöss. Den behöver grova träd, främst tall, asp och bok som boträd. Skogsbruk med korta omloppstider och täta, homogena ungskogar utgör det största hotet. Spillkråka är typisk art för </w:t>
       </w:r>
       <w:r>
         <w:rPr>
@@ -403,7 +403,7 @@
         <w:t xml:space="preserve"> 9740 Skogsbevuxen myr </w:t>
       </w:r>
       <w:r>
-        <w:t>(SLU Artdatabanken, 2023).</w:t>
+        <w:t>(SLU Artdatabanken, 2025; Skogsstyrelsen 2016).</w:t>
       </w:r>
     </w:p>
     <w:p>
@@ -443,7 +443,7 @@
         <w:t>Talltita (NT, §4)</w:t>
       </w:r>
       <w:r>
-        <w:t>, rödlistad som nära hotad och prioriterad art i Skogsvårdslagen har häckningsrevir i anmälan. Arten har minskat kraftigt de senaste 30 åren och minskningstakten innevarande 10-årsperiod beräknas till 20 (10–30) %. Talltitan är synnerligen trogen sitt cirka 15 hektar stora revir och är beroende av flerskiktade olikåldriga skogar för att kunna föda upp sina ungar. Talltitan försvinner om dess livsmiljö kalavverkas (Eggers &amp; Low (2014); Ekman (1979); Griesser et al (2007); Klein (2020); Siffczyk et al (2003); SLU Artdatabanken (2021).</w:t>
+        <w:t>, rödlistad som nära hotad och prioriterad art i Skogsvårdslagen, har häckningsrevir i anmälan. Arten har minskat kraftigt de senaste 30 åren och minskningstakten innevarande 10-årsperiod beräknas till 20 (10–30) %. Talltitan är synnerligen trogen sitt cirka 15 hektar stora revir och är beroende av flerskiktade olikåldriga skogar för att kunna föda upp sina ungar. Talltitan försvinner om dess livsmiljö kalavverkas (Eggers &amp; Low, 2014; Ekman, 1979; Griesser et al, 2007; Klein, 2020; Siffczyk et al, 2003; SLU Artdatabanken, 2021).</w:t>
       </w:r>
     </w:p>
     <w:p>
@@ -757,7 +757,7 @@
         <w:t xml:space="preserve"> 9740 Skogsbevuxen myr</w:t>
       </w:r>
       <w:r>
-        <w:t xml:space="preserve"> och ingår i bilaga 1 i EU:s fågeldirektiv. Spillkråka lever i både barr- och blandskog liksom i ren lövskog. De tätaste populationerna tenderar att finnas i äldre, variationsrik blandskog med gott om död ved och gamla träd.</w:t>
+        <w:t xml:space="preserve"> och ingår i bilaga 1 i EU:s fågeldirektiv. Spillkråka lever i både barr- och blandskog liksom i ren lövskog. De tätaste populationerna tenderar att finnas i äldre, variationsrik blandskog med gott om död ved och gamla träd. Spillkråka är en nyckelart i skogliga miljöer vars övergivna bohål utnyttjas av flera andra hålhäckande fågelarter och fladdermöss (SLU Artdatabanken, 2023; Skogsstyrelsen 2016).</w:t>
       </w:r>
     </w:p>
     <w:p>
@@ -775,7 +775,21 @@
     </w:p>
     <w:p>
       <w:r>
-        <w:t xml:space="preserve">SLU Artdatabanken, 2021. </w:t>
+        <w:t xml:space="preserve">Skogsstyrelsen, 2016. </w:t>
+      </w:r>
+      <w:r>
+        <w:rPr>
+          <w:i/>
+        </w:rPr>
+        <w:t xml:space="preserve">Vägledning för hänsyn till spillkråka. </w:t>
+      </w:r>
+      <w:r>
+        <w:t>Vägledningar och kunskapsstöd artskydd – Skogsstyrelsen.</w:t>
+      </w:r>
+    </w:p>
+    <w:p>
+      <w:r>
+        <w:t xml:space="preserve">SLU Artdatabanken, 2023. </w:t>
       </w:r>
       <w:r>
         <w:rPr>
@@ -1305,7 +1319,7 @@
     <w:r>
       <w:tab/>
       <w:tab/>
-      <w:t>2026-03-10</w:t>
+      <w:t>2026-03-11</w:t>
       <w:br/>
       <w:br/>
     </w:r>

--- a/tillsyn/A 4832-2026 tillsynsbegäran.docx
+++ b/tillsyn/A 4832-2026 tillsynsbegäran.docx
@@ -1319,7 +1319,7 @@
     <w:r>
       <w:tab/>
       <w:tab/>
-      <w:t>2026-03-11</w:t>
+      <w:t>2026-03-12</w:t>
       <w:br/>
       <w:br/>
     </w:r>

--- a/tillsyn/A 4832-2026 tillsynsbegäran.docx
+++ b/tillsyn/A 4832-2026 tillsynsbegäran.docx
@@ -1319,7 +1319,7 @@
     <w:r>
       <w:tab/>
       <w:tab/>
-      <w:t>2026-03-12</w:t>
+      <w:t>2026-03-13</w:t>
       <w:br/>
       <w:br/>
     </w:r>

--- a/tillsyn/A 4832-2026 tillsynsbegäran.docx
+++ b/tillsyn/A 4832-2026 tillsynsbegäran.docx
@@ -1346,7 +1346,7 @@
     <w:r>
       <w:tab/>
       <w:tab/>
-      <w:t>2026-04-14</w:t>
+      <w:t>2026-04-15</w:t>
       <w:br/>
       <w:br/>
     </w:r>

--- a/tillsyn/A 4832-2026 tillsynsbegäran.docx
+++ b/tillsyn/A 4832-2026 tillsynsbegäran.docx
@@ -1346,7 +1346,7 @@
     <w:r>
       <w:tab/>
       <w:tab/>
-      <w:t>2026-04-15</w:t>
+      <w:t>2026-04-16</w:t>
       <w:br/>
       <w:br/>
     </w:r>

--- a/tillsyn/A 4832-2026 tillsynsbegäran.docx
+++ b/tillsyn/A 4832-2026 tillsynsbegäran.docx
@@ -1346,7 +1346,7 @@
     <w:r>
       <w:tab/>
       <w:tab/>
-      <w:t>2026-04-16</w:t>
+      <w:t>2026-04-17</w:t>
       <w:br/>
       <w:br/>
     </w:r>

--- a/tillsyn/A 4832-2026 tillsynsbegäran.docx
+++ b/tillsyn/A 4832-2026 tillsynsbegäran.docx
@@ -1346,7 +1346,7 @@
     <w:r>
       <w:tab/>
       <w:tab/>
-      <w:t>2026-04-17</w:t>
+      <w:t>2026-04-18</w:t>
       <w:br/>
       <w:br/>
     </w:r>

--- a/tillsyn/A 4832-2026 tillsynsbegäran.docx
+++ b/tillsyn/A 4832-2026 tillsynsbegäran.docx
@@ -276,7 +276,7 @@
         <w:t>Pletocarpon nephromeum</w:t>
       </w:r>
       <w:r>
-        <w:t xml:space="preserve"> (EN), som växer på stuplav. Ytterligare två sällsynta lavparasiter, </w:t>
+        <w:t xml:space="preserve"> (EN), som växer på stuplav. Ytterligare tre sällsynta lavparasiter, </w:t>
       </w:r>
       <w:r>
         <w:rPr>
@@ -285,7 +285,7 @@
         <w:t>Protounguicularia nephromatis</w:t>
       </w:r>
       <w:r>
-        <w:t xml:space="preserve"> (VU) och </w:t>
+        <w:t xml:space="preserve"> (VU), </w:t>
       </w:r>
       <w:r>
         <w:rPr>
@@ -294,7 +294,16 @@
         <w:t>Refractohilum galligenum</w:t>
       </w:r>
       <w:r>
-        <w:t xml:space="preserve"> (NT), kan också påträffas på stuplav. Stuplav är typisk art för </w:t>
+        <w:t xml:space="preserve"> (NT) och </w:t>
+      </w:r>
+      <w:r>
+        <w:rPr>
+          <w:i/>
+        </w:rPr>
+        <w:t>Roselliniella nephromatis</w:t>
+      </w:r>
+      <w:r>
+        <w:t xml:space="preserve"> (DD), kan också påträffas på stuplav. Stuplav är typisk art för </w:t>
       </w:r>
       <w:r>
         <w:rPr>
@@ -1346,7 +1355,7 @@
     <w:r>
       <w:tab/>
       <w:tab/>
-      <w:t>2026-04-18</w:t>
+      <w:t>2026-04-19</w:t>
       <w:br/>
       <w:br/>
     </w:r>

--- a/tillsyn/A 4832-2026 tillsynsbegäran.docx
+++ b/tillsyn/A 4832-2026 tillsynsbegäran.docx
@@ -1355,7 +1355,7 @@
     <w:r>
       <w:tab/>
       <w:tab/>
-      <w:t>2026-04-19</w:t>
+      <w:t>2026-04-20</w:t>
       <w:br/>
       <w:br/>
     </w:r>

--- a/tillsyn/A 4832-2026 tillsynsbegäran.docx
+++ b/tillsyn/A 4832-2026 tillsynsbegäran.docx
@@ -1355,7 +1355,7 @@
     <w:r>
       <w:tab/>
       <w:tab/>
-      <w:t>2026-04-20</w:t>
+      <w:t>2026-04-21</w:t>
       <w:br/>
       <w:br/>
     </w:r>

--- a/tillsyn/A 4832-2026 tillsynsbegäran.docx
+++ b/tillsyn/A 4832-2026 tillsynsbegäran.docx
@@ -1355,7 +1355,7 @@
     <w:r>
       <w:tab/>
       <w:tab/>
-      <w:t>2026-04-21</w:t>
+      <w:t>2026-04-22</w:t>
       <w:br/>
       <w:br/>
     </w:r>

--- a/tillsyn/A 4832-2026 tillsynsbegäran.docx
+++ b/tillsyn/A 4832-2026 tillsynsbegäran.docx
@@ -1355,7 +1355,7 @@
     <w:r>
       <w:tab/>
       <w:tab/>
-      <w:t>2026-04-22</w:t>
+      <w:t>2026-04-23</w:t>
       <w:br/>
       <w:br/>
     </w:r>

--- a/tillsyn/A 4832-2026 tillsynsbegäran.docx
+++ b/tillsyn/A 4832-2026 tillsynsbegäran.docx
@@ -1355,7 +1355,7 @@
     <w:r>
       <w:tab/>
       <w:tab/>
-      <w:t>2026-04-23</w:t>
+      <w:t>2026-04-24</w:t>
       <w:br/>
       <w:br/>
     </w:r>

--- a/tillsyn/A 4832-2026 tillsynsbegäran.docx
+++ b/tillsyn/A 4832-2026 tillsynsbegäran.docx
@@ -1355,7 +1355,7 @@
     <w:r>
       <w:tab/>
       <w:tab/>
-      <w:t>2026-04-24</w:t>
+      <w:t>2026-04-25</w:t>
       <w:br/>
       <w:br/>
     </w:r>

--- a/tillsyn/A 4832-2026 tillsynsbegäran.docx
+++ b/tillsyn/A 4832-2026 tillsynsbegäran.docx
@@ -1355,7 +1355,7 @@
     <w:r>
       <w:tab/>
       <w:tab/>
-      <w:t>2026-04-25</w:t>
+      <w:t>2026-04-26</w:t>
       <w:br/>
       <w:br/>
     </w:r>

--- a/tillsyn/A 4832-2026 tillsynsbegäran.docx
+++ b/tillsyn/A 4832-2026 tillsynsbegäran.docx
@@ -1355,7 +1355,7 @@
     <w:r>
       <w:tab/>
       <w:tab/>
-      <w:t>2026-04-26</w:t>
+      <w:t>2026-04-27</w:t>
       <w:br/>
       <w:br/>
     </w:r>

--- a/tillsyn/A 4832-2026 tillsynsbegäran.docx
+++ b/tillsyn/A 4832-2026 tillsynsbegäran.docx
@@ -1355,7 +1355,7 @@
     <w:r>
       <w:tab/>
       <w:tab/>
-      <w:t>2026-04-27</w:t>
+      <w:t>2026-04-28</w:t>
       <w:br/>
       <w:br/>
     </w:r>

--- a/tillsyn/A 4832-2026 tillsynsbegäran.docx
+++ b/tillsyn/A 4832-2026 tillsynsbegäran.docx
@@ -1355,7 +1355,7 @@
     <w:r>
       <w:tab/>
       <w:tab/>
-      <w:t>2026-04-28</w:t>
+      <w:t>2026-04-29</w:t>
       <w:br/>
       <w:br/>
     </w:r>

--- a/tillsyn/A 4832-2026 tillsynsbegäran.docx
+++ b/tillsyn/A 4832-2026 tillsynsbegäran.docx
@@ -1355,7 +1355,7 @@
     <w:r>
       <w:tab/>
       <w:tab/>
-      <w:t>2026-04-29</w:t>
+      <w:t>2026-04-30</w:t>
       <w:br/>
       <w:br/>
     </w:r>

--- a/tillsyn/A 4832-2026 tillsynsbegäran.docx
+++ b/tillsyn/A 4832-2026 tillsynsbegäran.docx
@@ -1355,7 +1355,7 @@
     <w:r>
       <w:tab/>
       <w:tab/>
-      <w:t>2026-04-30</w:t>
+      <w:t>2026-05-01</w:t>
       <w:br/>
       <w:br/>
     </w:r>

--- a/tillsyn/A 4832-2026 tillsynsbegäran.docx
+++ b/tillsyn/A 4832-2026 tillsynsbegäran.docx
@@ -1355,7 +1355,7 @@
     <w:r>
       <w:tab/>
       <w:tab/>
-      <w:t>2026-05-01</w:t>
+      <w:t>2026-05-02</w:t>
       <w:br/>
       <w:br/>
     </w:r>

--- a/tillsyn/A 4832-2026 tillsynsbegäran.docx
+++ b/tillsyn/A 4832-2026 tillsynsbegäran.docx
@@ -1355,7 +1355,7 @@
     <w:r>
       <w:tab/>
       <w:tab/>
-      <w:t>2026-05-02</w:t>
+      <w:t>2026-05-03</w:t>
       <w:br/>
       <w:br/>
     </w:r>

--- a/tillsyn/A 4832-2026 tillsynsbegäran.docx
+++ b/tillsyn/A 4832-2026 tillsynsbegäran.docx
@@ -1355,7 +1355,7 @@
     <w:r>
       <w:tab/>
       <w:tab/>
-      <w:t>2026-05-03</w:t>
+      <w:t>2026-05-04</w:t>
       <w:br/>
       <w:br/>
     </w:r>

--- a/tillsyn/A 4832-2026 tillsynsbegäran.docx
+++ b/tillsyn/A 4832-2026 tillsynsbegäran.docx
@@ -1355,7 +1355,7 @@
     <w:r>
       <w:tab/>
       <w:tab/>
-      <w:t>2026-05-04</w:t>
+      <w:t>2026-05-05</w:t>
       <w:br/>
       <w:br/>
     </w:r>

--- a/tillsyn/A 4832-2026 tillsynsbegäran.docx
+++ b/tillsyn/A 4832-2026 tillsynsbegäran.docx
@@ -1355,7 +1355,7 @@
     <w:r>
       <w:tab/>
       <w:tab/>
-      <w:t>2026-05-05</w:t>
+      <w:t>2026-05-06</w:t>
       <w:br/>
       <w:br/>
     </w:r>

--- a/tillsyn/A 4832-2026 tillsynsbegäran.docx
+++ b/tillsyn/A 4832-2026 tillsynsbegäran.docx
@@ -1355,7 +1355,7 @@
     <w:r>
       <w:tab/>
       <w:tab/>
-      <w:t>2026-05-16</w:t>
+      <w:t>2026-05-17</w:t>
       <w:br/>
       <w:br/>
     </w:r>

--- a/tillsyn/A 4832-2026 tillsynsbegäran.docx
+++ b/tillsyn/A 4832-2026 tillsynsbegäran.docx
@@ -35,7 +35,7 @@
     </w:p>
     <w:p>
       <w:r>
-        <w:t>I avverkningsanmälan har följande 21 naturvårdsarter hittats: fläckporing (VU), dvärgbägarlav (NT), garnlav (NT), kolflarnlav (NT), kådvaxskinn (NT), mörk kolflarnlav (NT), spillkråka (NT, §4), stjärntagging (NT), svartvit flugsnappare (NT, §4), talltita (NT, §4), tretåig hackspett (NT, §4), varglav (NT, §8), vedflamlav (NT), vedskivlav (NT), vedtrappmossa (NT), vitgrynig nållav (NT), mindre märgborre (S), spindelblomster (S, §8), stuplav (S), tjäder (§4) och fläcknycklar (§8). Av dessa är 16 rödlistade. För rödlistade arter har rödlistekategorin angivits inom parentes. Arter som är signalarter enligt Skogsstyrelsen har markerats med (S). För fridlysta arter anges även paragrafen i Artskyddsförordningen som arten är fridlyst enligt.</w:t>
+        <w:t>I avverkningsanmälan har följande 29 naturvårdsarter hittats: fläckporing (VU), blågrå svartspik (NT), dvärgbägarlav (NT), garnlav (NT), kolflarnlav (NT), kådvaxskinn (NT), mörk kolflarnlav (NT), skogshare (NT), spillkråka (NT, §4), stjärntagging (NT), svartvit flugsnappare (NT, §4), talltita (NT, §4), tretåig hackspett (NT, §4), varglav (NT, §8), vedflamlav (NT), vedskivlav (NT), vedtrappmossa (NT), vitgrynig nållav (NT), dropptaggsvamp (S), mindre märgborre (S), plattlummer (S, §9), spindelblomster (S, §8), stuplav (S), ögonpyrola (S), gråspett (§4), kungsfågel (§4), tjäder (§4), fläcknycklar (§8) och revlummer (§9). Av dessa är 18 rödlistade. För rödlistade arter har rödlistekategorin angivits inom parentes. Arter som är signalarter enligt Skogsstyrelsen har markerats med (S). För fridlysta arter anges även paragrafen i Artskyddsförordningen som arten är fridlyst enligt.</w:t>
       </w:r>
     </w:p>
     <w:p>
@@ -95,6 +95,37 @@
         <w:rPr>
           <w:b/>
         </w:rPr>
+        <w:t>Blågrå svartspik (NT)</w:t>
+      </w:r>
+      <w:r>
+        <w:t xml:space="preserve"> växer på torr, hård ved av gamla, solbelysta torrakor, högstubbar av tall och grova döda grenar på levande tallar i öppna bestånd av naturskogskaraktär. Nästan alltid rör det sig om tjärrika torrträd och högstubbar (töreved, keloträd) som kan vara en bra bit över hundra år, i vissa fall sannolikt hundratals år gamla. Skogsbruk är idag det allvarligaste hotet. Ett långsiktigt hot är att nybildningen av gamla torrakor och högstubbar är en långsam process vilken ofta är beroende av skogsbrand. Nytt substrat bildas numera sannolikt nästan inte alls då antalet naturliga skogsbränder har minskat drastiskt på grund av effektivare brandbekämpning. Döda träd som lämnas efter avverkning är inte lämpliga för arten, eftersom dessa träd inte varit utsatta för skogsbrand och bildat tjärrik ved. Skogsbruksåtgärder på eller i närheten av växtplatserna bör undvikas. Naturskogsartade skogar med förekomst av arten indikerar höga biologiska värden och bör bevaras. Blågrå svartspik har en mycket begränsad utbredning utanför de nordiska länderna varför dessa länder har ett speciellt ansvar för arten (SLU Artdatabanken, 2024).</w:t>
+      </w:r>
+    </w:p>
+    <w:p>
+      <w:r>
+        <w:rPr>
+          <w:b/>
+        </w:rPr>
+        <w:t>Dropptaggsvamp (NT)</w:t>
+      </w:r>
+      <w:r>
+        <w:t xml:space="preserve"> bildar mykorrhiza med tall, främst i barrskog med trädkontinuitet, i magra, torra och ljusöppna lavtallskogar och i barrblandskogar med friskmossor och lingon i fältskiktet. Den totala populationen i landet har minskat och bedöms fortsätta minska till följd av slutavverkningar av tallskog. Det är högst oklart om arten långsiktigt kan etablera och reproducera sig i skogsbestånd som brukas med trakthyggesmetoder, markberedning, gödsling eller föryngring med förädlat plantmaterial. Uppfyller kriterierna för att bli rödlistad på grund av ny kunskap som visar att en större andel av populationen än tidigare bedömt är knuten till kontinuitetsbarrskog. Minskningstakten för den svenska populationen bedöms vara nära gränsvärdet för Sårbar (VU). Dropptaggsvamp är typisk art för </w:t>
+      </w:r>
+      <w:r>
+        <w:rPr>
+          <w:i/>
+        </w:rPr>
+        <w:t xml:space="preserve">9010 Taiga </w:t>
+      </w:r>
+      <w:r>
+        <w:t>(SLU Artdatabanken, 2026).</w:t>
+      </w:r>
+    </w:p>
+    <w:p>
+      <w:r>
+        <w:rPr>
+          <w:b/>
+        </w:rPr>
         <w:t>Dvärgbägarlav (NT)</w:t>
       </w:r>
       <w:r>
@@ -384,6 +415,35 @@
       </w:r>
       <w:r>
         <w:t xml:space="preserve"> växer nästan uteslutande på bark av gamla, senvuxna granar i skuggiga lägen med hög och jämn luftfuktighet. Den vanligaste naturtypen för arten är kontinuitetsskogar på frisk mark men den finns också i sumpgranskogar. På lång sikt utgör avverkningar av olikåldriga granskogar av naturskogskaraktär ett allvarligt hot mot arten och skogsbruksåtgärder på eller i närheten av växtplatserna bör undvikas. Naturskogsartade, fuktiga granskogar med förekomster av arten signalerar höga biologiska värden och bör bevaras (SLU Artdatabanken, 2024; Nitare &amp; Skogsstyrelsen, 2019).</w:t>
+      </w:r>
+    </w:p>
+    <w:p>
+      <w:r>
+        <w:rPr>
+          <w:b/>
+        </w:rPr>
+        <w:t xml:space="preserve">Ögonpyrola </w:t>
+      </w:r>
+      <w:r>
+        <w:t xml:space="preserve">är normalt en bra signalart som visar på områden med höga naturvärden och stabila förhållanden, särskilt inom näringsfattiga trakter. Växten är mycket känslig för markskador och försvinner snabbt efter slutavverkning. Den hotas också av skogsgödsling och markavvattning. Ögonpyrola är typisk art för </w:t>
+      </w:r>
+      <w:r>
+        <w:rPr>
+          <w:i/>
+        </w:rPr>
+        <w:t>9010 Taiga</w:t>
+      </w:r>
+      <w:r>
+        <w:t xml:space="preserve"> och</w:t>
+      </w:r>
+      <w:r>
+        <w:rPr>
+          <w:i/>
+        </w:rPr>
+        <w:t xml:space="preserve"> 9070 Trädklädd betesmark</w:t>
+      </w:r>
+      <w:r>
+        <w:t xml:space="preserve"> (Nitare &amp; Skogsstyrelsen, 2019; SLU Artdatabanken, 2024).</w:t>
       </w:r>
     </w:p>
     <w:p>
@@ -396,7 +456,7 @@
     </w:p>
     <w:p>
       <w:r>
-        <w:t>Följande fridlysta arter har sina livsmiljöer och växtplatser i den avverkningsanmälda skogen: spillkråka (NT, §4), svartvit flugsnappare (NT, §4), talltita (NT, §4), tretåig hackspett (NT, §4), varglav (NT, §8), spindelblomster (S, §8), tjäder (§4) och fläcknycklar (§8).</w:t>
+        <w:t>Följande fridlysta arter har sina livsmiljöer och växtplatser i den avverkningsanmälda skogen: spillkråka (NT, §4), svartvit flugsnappare (NT, §4), talltita (NT, §4), tretåig hackspett (NT, §4), varglav (NT, §8), plattlummer (S, §9), spindelblomster (S, §8), gråspett (§4), kungsfågel (§4), tjäder (§4), fläcknycklar (§8) och revlummer (§9).</w:t>
       </w:r>
     </w:p>
     <w:p>
@@ -411,6 +471,55 @@
       </w:r>
       <w:r>
         <w:t>(artikel 1). Vidare att de åtgärder som vidtas inte får leda till en försämring av den nuvarande situationen beträffande bevarandet av de fågelarter som avses i artikel 1 (artikel 13). Fågeldirektivet är styrande för tillsynsansvariga myndigheters ärendehantering, ställningstaganden och beslutsfattande.</w:t>
+      </w:r>
+    </w:p>
+    <w:p>
+      <w:r>
+        <w:rPr>
+          <w:b/>
+        </w:rPr>
+        <w:t>Gråspett (§4)</w:t>
+      </w:r>
+      <w:r>
+        <w:t xml:space="preserve"> är fridlyst enligt 4§ artskyddsförordningen och upptagen i bilaga 1 fågeldirektivet. Gråspetten är en bra indikator för lövrika områden på landskapsnivå och försvinner när gles, flerskiktad, lövrik skog med hög andel döda och döende träd ersätts av täta, barrdominerade likåldriga bestånd. Arten missgynnas av skogliga åtgärder som minskar mängden död ved, som t.ex. bortrensning av vindfällen, avverkning i sumpskogsmiljöer och på brandfält. Häckningsreviret är stort, cirka 50–100 hektar. Under vintern är gråspetten mer beroende av äldre skog och döda träd och kan då röra sig över betydligt större områden, uppemot 2000–5000 hektar. Gråspett är typisk art för </w:t>
+      </w:r>
+      <w:r>
+        <w:rPr>
+          <w:i/>
+        </w:rPr>
+        <w:t xml:space="preserve">9010 Taiga </w:t>
+      </w:r>
+      <w:r>
+        <w:t>(Skogsstyrelsen, 2016; SLU Artdatabanken, 2025).</w:t>
+      </w:r>
+    </w:p>
+    <w:p>
+      <w:r>
+        <w:rPr>
+          <w:b/>
+        </w:rPr>
+        <w:t>Plattlummer (§9)</w:t>
+      </w:r>
+      <w:r>
+        <w:t xml:space="preserve"> växer främst i ljusöppna sandtallskogar eller annan gles, torr och brandpräglad hedbarrskog. Den är mest frekvent i olika typer av naturskogar och kontinuitetsskogar och missgynnas markant av slutavverkning och maskinell markberedning. Söder ut i landet förekommer de närstående arterna cypresslummer (VU, §8) och mellanlummer (VU, §9), vilka båda omfattas av EU:s art- och habitatdirektiv. Plattlummer är typisk art för </w:t>
+      </w:r>
+      <w:r>
+        <w:rPr>
+          <w:i/>
+        </w:rPr>
+        <w:t xml:space="preserve">9010 Taiga </w:t>
+      </w:r>
+      <w:r>
+        <w:t>och</w:t>
+      </w:r>
+      <w:r>
+        <w:rPr>
+          <w:i/>
+        </w:rPr>
+        <w:t xml:space="preserve"> 2320 Rissandhedar </w:t>
+      </w:r>
+      <w:r>
+        <w:t>(Nitare &amp; Skogsstyrelsen, 2019; SLU Artdatabanken, 2025).</w:t>
       </w:r>
     </w:p>
     <w:p>
@@ -1355,7 +1464,7 @@
     <w:r>
       <w:tab/>
       <w:tab/>
-      <w:t>2026-05-17</w:t>
+      <w:t>2026-05-18</w:t>
       <w:br/>
       <w:br/>
     </w:r>

--- a/tillsyn/A 4832-2026 tillsynsbegäran.docx
+++ b/tillsyn/A 4832-2026 tillsynsbegäran.docx
@@ -1464,7 +1464,7 @@
     <w:r>
       <w:tab/>
       <w:tab/>
-      <w:t>2026-05-18</w:t>
+      <w:t>2026-05-19</w:t>
       <w:br/>
       <w:br/>
     </w:r>

--- a/tillsyn/A 4832-2026 tillsynsbegäran.docx
+++ b/tillsyn/A 4832-2026 tillsynsbegäran.docx
@@ -35,7 +35,7 @@
     </w:p>
     <w:p>
       <w:r>
-        <w:t>I avverkningsanmälan har följande 29 naturvårdsarter hittats: fläckporing (VU), blågrå svartspik (NT), dvärgbägarlav (NT), garnlav (NT), kolflarnlav (NT), kådvaxskinn (NT), mörk kolflarnlav (NT), skogshare (NT), spillkråka (NT, §4), stjärntagging (NT), svartvit flugsnappare (NT, §4), talltita (NT, §4), tretåig hackspett (NT, §4), varglav (NT, §8), vedflamlav (NT), vedskivlav (NT), vedtrappmossa (NT), vitgrynig nållav (NT), dropptaggsvamp (S), mindre märgborre (S), plattlummer (S, §9), spindelblomster (S, §8), stuplav (S), ögonpyrola (S), gråspett (§4), kungsfågel (§4), tjäder (§4), fläcknycklar (§8) och revlummer (§9). Av dessa är 18 rödlistade. För rödlistade arter har rödlistekategorin angivits inom parentes. Arter som är signalarter enligt Skogsstyrelsen har markerats med (S). För fridlysta arter anges även paragrafen i Artskyddsförordningen som arten är fridlyst enligt.</w:t>
+        <w:t>I avverkningsanmälan har följande 30 naturvårdsarter hittats: fläckporing (VU), knärot (VU, §8), blågrå svartspik (NT), dvärgbägarlav (NT), garnlav (NT), kolflarnlav (NT), kådvaxskinn (NT), mörk kolflarnlav (NT), skogshare (NT), spillkråka (NT, §4), stjärntagging (NT), svartvit flugsnappare (NT, §4), talltita (NT, §4), tretåig hackspett (NT, §4), varglav (NT, §8), vedflamlav (NT), vedskivlav (NT), vedtrappmossa (NT), vitgrynig nållav (NT), dropptaggsvamp (S), mindre märgborre (S), plattlummer (S, §9), spindelblomster (S, §8), stuplav (S), ögonpyrola (S), gråspett (§4), kungsfågel (§4), tjäder (§4), fläcknycklar (§8) och revlummer (§9). Av dessa är 19 rödlistade. För rödlistade arter har rödlistekategorin angivits inom parentes. Arter som är signalarter enligt Skogsstyrelsen har markerats med (S). För fridlysta arter anges även paragrafen i Artskyddsförordningen som arten är fridlyst enligt.</w:t>
       </w:r>
     </w:p>
     <w:p>
@@ -456,7 +456,7 @@
     </w:p>
     <w:p>
       <w:r>
-        <w:t>Följande fridlysta arter har sina livsmiljöer och växtplatser i den avverkningsanmälda skogen: spillkråka (NT, §4), svartvit flugsnappare (NT, §4), talltita (NT, §4), tretåig hackspett (NT, §4), varglav (NT, §8), plattlummer (S, §9), spindelblomster (S, §8), gråspett (§4), kungsfågel (§4), tjäder (§4), fläcknycklar (§8) och revlummer (§9).</w:t>
+        <w:t>Följande fridlysta arter har sina livsmiljöer och växtplatser i den avverkningsanmälda skogen: knärot (VU, §8), spillkråka (NT, §4), svartvit flugsnappare (NT, §4), talltita (NT, §4), tretåig hackspett (NT, §4), varglav (NT, §8), plattlummer (S, §9), spindelblomster (S, §8), gråspett (§4), kungsfågel (§4), tjäder (§4), fläcknycklar (§8) och revlummer (§9).</w:t>
       </w:r>
     </w:p>
     <w:p>
@@ -492,6 +492,110 @@
       <w:r>
         <w:t>(Skogsstyrelsen, 2016; SLU Artdatabanken, 2025).</w:t>
       </w:r>
+    </w:p>
+    <w:p>
+      <w:r>
+        <w:rPr>
+          <w:b/>
+        </w:rPr>
+        <w:t>Knärot (VU, §8)</w:t>
+      </w:r>
+      <w:r>
+        <w:t xml:space="preserve"> är typisk art för </w:t>
+      </w:r>
+      <w:r>
+        <w:rPr>
+          <w:i/>
+        </w:rPr>
+        <w:t xml:space="preserve">9010 Taiga </w:t>
+      </w:r>
+      <w:r>
+        <w:t>och</w:t>
+      </w:r>
+      <w:r>
+        <w:rPr>
+          <w:i/>
+        </w:rPr>
+        <w:t xml:space="preserve"> 9050 Näringsrik granskog</w:t>
+      </w:r>
+      <w:r>
+        <w:t xml:space="preserve">, rödlistad som sårbar och fridlyst enligt 8§ artskyddsförordningen. En nyligen genomförd analys av 79 floraväktarlokaler indikerar att det behövs någonstans mellan 100 och 150 meters skyddszon för att en knärotspopulation inte ska dö ut på lång sikt (Sebestyén &amp; Sundberg, 2025). Detta ligger väl i linje med tidigare genomförda studier som visar att det krävs väl tilltagna buffertzoner för att knäroten inte ska ta skada av skogsbruksåtgärder i intilliggande skog (Johnson, 2014; Koelmeijer m.fl., 2022; Skogsstyrelsen, 2022). Arten är även känslig för gallring vilket framgår av Skogsstyrelsens egen vägledning för hänsyn till knärot (Skogsstyrelsen, 2022). För rika förekomster av knärot är reservatsbildning eller biotopskydd lämpliga åtgärder för att skydda den. På knärot kan den sällsynta rostsvampen </w:t>
+      </w:r>
+      <w:r>
+        <w:rPr>
+          <w:i/>
+        </w:rPr>
+        <w:t>Pucciniastrum goodyerae</w:t>
+      </w:r>
+      <w:r>
+        <w:t xml:space="preserve"> påträffas. </w:t>
+      </w:r>
+      <w:r>
+        <w:rPr>
+          <w:i/>
+        </w:rPr>
+        <w:t>Pucciniastrum goodyerae</w:t>
+      </w:r>
+      <w:r>
+        <w:t xml:space="preserve"> är klassad som NE (ej bedömd) i rödlistan (SLU Artdatabanken, 2024).</w:t>
+      </w:r>
+    </w:p>
+    <w:p>
+      <w:r>
+        <w:t>I det avverkningsanmälda området finns 1 fyndplatser för knärot registrerade på Artportalen. Figur 2 visar gränserna för buffertzoner på 50 m, som behöver lämnas kring fyndplatserna för att knärotslokalerna inte ska försvinna vid en avverkning. Av det avverkningsanmälda området överlappar 0.58 ha med buffertzonerna och får av detta skäl inte avverkas.</w:t>
+      </w:r>
+    </w:p>
+    <w:p>
+      <w:pPr>
+        <w:pStyle w:val="Caption"/>
+      </w:pPr>
+      <w:r>
+        <w:drawing>
+          <wp:inline xmlns:a="http://schemas.openxmlformats.org/drawingml/2006/main" xmlns:pic="http://schemas.openxmlformats.org/drawingml/2006/picture">
+            <wp:extent cx="5486400" cy="4838007"/>
+            <wp:docPr id="2" name="Picture 2"/>
+            <wp:cNvGraphicFramePr>
+              <a:graphicFrameLocks noChangeAspect="1"/>
+            </wp:cNvGraphicFramePr>
+            <a:graphic>
+              <a:graphicData uri="http://schemas.openxmlformats.org/drawingml/2006/picture">
+                <pic:pic>
+                  <pic:nvPicPr>
+                    <pic:cNvPr id="0" name="A 4832-2026 karta knärot.png"/>
+                    <pic:cNvPicPr/>
+                  </pic:nvPicPr>
+                  <pic:blipFill>
+                    <a:blip r:embed="rId17"/>
+                    <a:stretch>
+                      <a:fillRect/>
+                    </a:stretch>
+                  </pic:blipFill>
+                  <pic:spPr>
+                    <a:xfrm>
+                      <a:off x="0" y="0"/>
+                      <a:ext cx="5486400" cy="4838007"/>
+                    </a:xfrm>
+                    <a:prstGeom prst="rect"/>
+                  </pic:spPr>
+                </pic:pic>
+              </a:graphicData>
+            </a:graphic>
+          </wp:inline>
+        </w:drawing>
+      </w:r>
+    </w:p>
+    <w:p>
+      <w:pPr>
+        <w:pStyle w:val="Caption"/>
+      </w:pPr>
+      <w:r>
+        <w:t>Figur 2. Fyndplatser och buffertzoner för knärot i det avverkningsanmälda området. Endast fyndplatser vars buffertzoner överlappar med det avverkningsanmälda området har tagits med i visualiseringen. Kartans mittpunktskoordinat är N 6798727, E 427171 i SWEREF 99 TM.</w:t>
+      </w:r>
+    </w:p>
+    <w:p>
+      <w:pPr>
+        <w:pStyle w:val="Caption"/>
+      </w:pPr>
     </w:p>
     <w:p>
       <w:r>
@@ -678,6 +782,217 @@
         <w:t>BILAGA 1 –</w:t>
         <w:br/>
         <w:t>Fridlysta och rödlistade arter</w:t>
+      </w:r>
+    </w:p>
+    <w:p>
+      <w:pPr>
+        <w:pStyle w:val="Heading1"/>
+      </w:pPr>
+      <w:r>
+        <w:t>Knärot – ekologi samt krav på livsmiljön</w:t>
+      </w:r>
+    </w:p>
+    <w:p>
+      <w:r>
+        <w:t xml:space="preserve">Knärot är typisk art för </w:t>
+      </w:r>
+      <w:r>
+        <w:rPr>
+          <w:i/>
+        </w:rPr>
+        <w:t xml:space="preserve">9010 Taiga </w:t>
+      </w:r>
+      <w:r>
+        <w:t>och</w:t>
+      </w:r>
+      <w:r>
+        <w:rPr>
+          <w:i/>
+        </w:rPr>
+        <w:t xml:space="preserve"> 9050 Näringsrik granskog</w:t>
+      </w:r>
+      <w:r>
+        <w:t>, fridlyst enligt 8 och 15 §§ artskyddsförordningen och klassad som sårbar (VU) enligt rödlistan 2020. Knärot är beroende av hög och jämn luftfuktighet i gamla, ostörda skogsmiljöer och är känslig för snabba förändringar av ljus-/vindförhållanden eller uttorkning. På grund av ett alltför intensivt skogsbruk har den minskat med 40 (25–50) % under de senaste 60 åren och i framtiden bedöms minskningstakten uppgå till 30 (20–40) %. Till följd av att arten har en dokumenterat högre minskningstakt i förhållande till sin generationstid än vad som tidigare varit känt (data från Riksskogstaxeringen) höjdes den till hotkategori sårbar (VU) i rödlistan 2020 (SLU Artdatabanken, 2024).</w:t>
+      </w:r>
+    </w:p>
+    <w:p>
+      <w:r>
+        <w:t>En analys av 79 floraväktarlokaler åren 1990–2015 vilka återbesökts under 2020–2024 visade på en tydlig negativ påverkan på knärotsförekomster från större hyggen i närområdet (inom 150–200 m) vilket indikerar att kanteffekter har en stor påverkan på populationerna. Resultaten bekräftar knärotens känslighet för kanteffekter och visar vikten av att skydda större skogsbestånd för att bevara arten. Om det blir höga andelar (&gt;30%) hyggen inom 200 meter från en knärotsförekomst så ökar risken för att en knärotspopulation dör ut och det verkar det behövas någonstans mellan 100 och 150 meters skyddszon för att bevara arten på lång sikt (Sebestyén &amp; Sundberg, 2025).</w:t>
+      </w:r>
+    </w:p>
+    <w:p>
+      <w:r>
+        <w:t xml:space="preserve">Samuel Johnsons doktorsavhandling </w:t>
+      </w:r>
+      <w:r>
+        <w:rPr>
+          <w:i/>
+        </w:rPr>
+        <w:t>“Retention Forestry as a Conservation Measure for Boreal Forest Ground Vegetation”</w:t>
+      </w:r>
+      <w:r>
+        <w:t xml:space="preserve"> (SLU, Uppsala 2014) visar att det krävs väl tilltagna skyddszoner för att knärotens växtplatser inte ska ta skada av skogsbruksåtgärder i intilliggande områden: </w:t>
+      </w:r>
+      <w:r>
+        <w:rPr>
+          <w:i/>
+        </w:rPr>
+        <w:t xml:space="preserve">“Study III shows that retention patches smaller than 0.5 ha do not lifeboat the sensitive forest herb G. repens, a species that depend on stable microclimatic conditions typical for intact forest stands.” </w:t>
+      </w:r>
+      <w:r>
+        <w:t xml:space="preserve">Vidare </w:t>
+      </w:r>
+      <w:r>
+        <w:rPr>
+          <w:i/>
+        </w:rPr>
+        <w:t>“More sensitive forest species are not lifeboated in retention patches ranging from 0.05 to 0.5 ha (Papers II &amp; III).”</w:t>
+      </w:r>
+    </w:p>
+    <w:p>
+      <w:r>
+        <w:t xml:space="preserve">Johnsons (2014) rekommendation på minst 50 meters breda skyddszoner runt knärotens växtplatser motsvarar en areal på 0,78 hektar, vilket ligger i linje med andra studier som gjorts på känsliga skogsarter: </w:t>
+      </w:r>
+      <w:r>
+        <w:rPr>
+          <w:i/>
+        </w:rPr>
+        <w:t>“In study III I also show that translocated specimens of G. repens survives well in mature forests at least 50 m from the nearest edge to an open area. Moreover, measures of temperature and humidity show that such distances from an open area is far enough to offer a microclimate that is more stable compared to what present in retention patches of around 0.1 ha. This means that the very centre of a circular patch with radius 50 m (equals a size of 0.78 ha) should offer conditions similar to interior forest and would perhaps be a suitable habitat for G. repens and similar species. Previous studies from both North America and Sweden have also concluded that patches between 0.5 and one ha are sufficient for preserving interior forest vegetation as well as sensitive lichens and bryophytes (de Graaf &amp; Roberts 2009; Halpern et al. 2012; Rudolphi et al. 2014).”</w:t>
+      </w:r>
+    </w:p>
+    <w:p>
+      <w:r>
+        <w:t>En nyligen publicerad vetenskaplig uppsats av Koelmeijer m.fl. (2022) inkluderar orkidén knärots skyddsbehov. I uppsatsen berörs problemet med uttorkning för växter, bl.a. för knärot, ett problem som blivit accentuerat på grund av den pågående klimatförändringen och torra somrar, t.ex. den exceptionellt torra sommaren 2018. I uppsatsen undersöks områden med tre olika avstånd från kalhyggeskant med avseende på skydd bl.a. för knärot. Det första området har avstånd upp till 20 m från hyggeskant (Strong edge effect), det andra 20–40 m från hyggeskant (Weak edge effect) och det tredje avser större avstånd från hyggeskant, där kanteffekten anses vara försumbar (Interior). Ett resultat var att man fann stor eller mycket stor uttorkningseffekt på känsliga och rödlistade skogsarter vid de kortare avstånden till hyggeskant, medan effekt av uttorkning inte konstaterades på större avstånd (Interior). För orkidén knärot fann man en rik förekomst (upp till 0,06 dm2/m2) på stort avstånd från hyggeskant (Interior), medan förekomsten var liten eller närmast försumbar i de områden som klassificerades som Weak edge effect respektive Strong edge effect. Arbetet påpekar att de allt oftare förekommande torra somrarna ger ytterligare skäl att utöka skyddsavståndet från hyggen till den fuktkrävande arten knärot (Koelmeijer m.fl., 2022).</w:t>
+      </w:r>
+    </w:p>
+    <w:p>
+      <w:r>
+        <w:t>Även Skogsstyrelsens egen vägledning för hänsyn till knärot ligger i linje med ovanstående forskningsstudier. Av vägledningen framgår det att för med hög sannolikhet kunna bevara befintliga förekomster krävs relativt stora avsättningar av uppvuxen skog med slutet och relativt tätt kronskikt. Som riktlinje kan krävas ett avstånd på 50 meter in från brynet för att vidmakthålla ett fungerande mikroklimat. Detta innebär att fristående hänsynsytor för många arter (kärlväxter, lavar och mossor) kan behöva ha en area överstigande 0,8 hektar (cirkelyta med radien 50 meter = 0,78 hektar) för att bibehålla lokalklimatet. Även ganska små förändringar i form av förändrade ljus- och fuktighetsförhållanden, till exempel till följd av gallring, kan leda till att arten försvinner till följd av konkurrens med mera ljuskrävande och snabbväxande arter (Skogsstyrelsen, 2022).</w:t>
+      </w:r>
+    </w:p>
+    <w:p>
+      <w:r>
+        <w:t>Vid tillämpning av försiktighetsprincipen enligt 2 kap. 3 § miljöbalken bör sålunda 100–150 meters skyddszon lämnas runt knärotens växtplatser.</w:t>
+      </w:r>
+    </w:p>
+    <w:p>
+      <w:pPr>
+        <w:pStyle w:val="Heading2"/>
+      </w:pPr>
+      <w:r>
+        <w:t>Referenser – knärot</w:t>
+      </w:r>
+    </w:p>
+    <w:p>
+      <w:r>
+        <w:t xml:space="preserve">de Graaf M &amp; Roberts M.R., 2009. </w:t>
+      </w:r>
+      <w:r>
+        <w:rPr>
+          <w:i/>
+        </w:rPr>
+        <w:t xml:space="preserve">Short-term response of the herbaceous layer within leave patches after harvest. </w:t>
+      </w:r>
+      <w:r>
+        <w:t>Forest Ecology and Management 257, 1014–1025</w:t>
+      </w:r>
+    </w:p>
+    <w:p>
+      <w:r>
+        <w:t xml:space="preserve">Halpern, C. B., Halaj, J., Evans, S. A., &amp; Dovciak, M., 2012. </w:t>
+      </w:r>
+      <w:r>
+        <w:rPr>
+          <w:i/>
+        </w:rPr>
+        <w:t xml:space="preserve">Level and pattern of overstory retention interact to shape long-term responses of understories to timber harvest. </w:t>
+      </w:r>
+      <w:r>
+        <w:t>Ecological Applications, 22, 2049–2064</w:t>
+      </w:r>
+    </w:p>
+    <w:p>
+      <w:r>
+        <w:t xml:space="preserve">Johnson, S., 2014. </w:t>
+      </w:r>
+      <w:r>
+        <w:rPr>
+          <w:i/>
+        </w:rPr>
+        <w:t>Retention Forestry as a Conservation Measure for Boreal Forest Ground Vegetation</w:t>
+      </w:r>
+      <w:r>
+        <w:t>. Doktorsavhandling, SLU, Uppsala</w:t>
+      </w:r>
+    </w:p>
+    <w:p>
+      <w:r>
+        <w:t xml:space="preserve">Koelmeijer, I. A., Ehrlén, J., Jönsson, M., De Frenne, P., Berg, P., Andersson, J., Weibull, H. &amp; Hylander, N. 2022. </w:t>
+      </w:r>
+      <w:r>
+        <w:rPr>
+          <w:i/>
+        </w:rPr>
+        <w:t xml:space="preserve">Interactive effects of drought and edge exposure on old-growth forest understory species. </w:t>
+      </w:r>
+      <w:r>
+        <w:t>Landscape Ecology, 37, sid 1839–1853</w:t>
+      </w:r>
+    </w:p>
+    <w:p>
+      <w:r>
+        <w:t xml:space="preserve">Rudolphi, J., Jönsson, M. T., &amp; Gustafsson, L., 2014. </w:t>
+      </w:r>
+      <w:r>
+        <w:rPr>
+          <w:i/>
+        </w:rPr>
+        <w:t xml:space="preserve">Biological legacies buffer local species extinction after logging. </w:t>
+      </w:r>
+      <w:r>
+        <w:t>Journal of Applied Ecology. 51, 53–62.</w:t>
+      </w:r>
+    </w:p>
+    <w:p>
+      <w:r>
+        <w:t xml:space="preserve">Sebestyén, L. och Sundberg, S. 2025.  </w:t>
+      </w:r>
+      <w:r>
+        <w:rPr>
+          <w:i/>
+        </w:rPr>
+        <w:t>Påverkan på knärotslokaler från hyggen i närheten.</w:t>
+      </w:r>
+      <w:r>
+        <w:t xml:space="preserve"> DAPHNE 36:1 2025. Botaniska Sällskapet i Stockholm</w:t>
+      </w:r>
+    </w:p>
+    <w:p>
+      <w:r>
+        <w:t xml:space="preserve">Skogsstyrelsen, 2022. </w:t>
+      </w:r>
+      <w:r>
+        <w:rPr>
+          <w:i/>
+        </w:rPr>
+        <w:t xml:space="preserve">Vägledning för hänsyn till knärot. </w:t>
+      </w:r>
+      <w:r>
+        <w:t>https://www.skogsstyrelsen.se/lag-och-tillsyn/artskydd/vagledningar-och-kunskapsstod-artskydd/vagledning-for-hansyn-till-knarot/</w:t>
+      </w:r>
+    </w:p>
+    <w:p>
+      <w:r>
+        <w:t xml:space="preserve">SLU Artdatabanken, 2024. </w:t>
+      </w:r>
+      <w:r>
+        <w:rPr>
+          <w:i/>
+        </w:rPr>
+        <w:t xml:space="preserve">Artfaktablad. Naturvård – artfakta. </w:t>
+      </w:r>
+      <w:r>
+        <w:t>SLU Artdatabanken, Uppsala</w:t>
       </w:r>
     </w:p>
     <w:p>
@@ -1464,7 +1779,7 @@
     <w:r>
       <w:tab/>
       <w:tab/>
-      <w:t>2026-05-19</w:t>
+      <w:t>2026-05-20</w:t>
       <w:br/>
       <w:br/>
     </w:r>

--- a/tillsyn/A 4832-2026 tillsynsbegäran.docx
+++ b/tillsyn/A 4832-2026 tillsynsbegäran.docx
@@ -2182,7 +2182,7 @@
     <w:r>
       <w:tab/>
       <w:tab/>
-      <w:t>2026-07-13</w:t>
+      <w:t>2026-07-14</w:t>
       <w:br/>
       <w:br/>
     </w:r>

--- a/tillsyn/A 4832-2026 tillsynsbegäran.docx
+++ b/tillsyn/A 4832-2026 tillsynsbegäran.docx
@@ -2182,7 +2182,7 @@
     <w:r>
       <w:tab/>
       <w:tab/>
-      <w:t>2026-07-14</w:t>
+      <w:t>2026-07-15</w:t>
       <w:br/>
       <w:br/>
     </w:r>

--- a/tillsyn/A 4832-2026 tillsynsbegäran.docx
+++ b/tillsyn/A 4832-2026 tillsynsbegäran.docx
@@ -2182,7 +2182,7 @@
     <w:r>
       <w:tab/>
       <w:tab/>
-      <w:t>2026-07-15</w:t>
+      <w:t>2026-07-16</w:t>
       <w:br/>
       <w:br/>
     </w:r>

--- a/tillsyn/A 4832-2026 tillsynsbegäran.docx
+++ b/tillsyn/A 4832-2026 tillsynsbegäran.docx
@@ -2182,7 +2182,7 @@
     <w:r>
       <w:tab/>
       <w:tab/>
-      <w:t>2026-07-16</w:t>
+      <w:t>2026-07-17</w:t>
       <w:br/>
       <w:br/>
     </w:r>

--- a/tillsyn/A 4832-2026 tillsynsbegäran.docx
+++ b/tillsyn/A 4832-2026 tillsynsbegäran.docx
@@ -2182,7 +2182,7 @@
     <w:r>
       <w:tab/>
       <w:tab/>
-      <w:t>2026-07-17</w:t>
+      <w:t>2026-07-18</w:t>
       <w:br/>
       <w:br/>
     </w:r>

--- a/tillsyn/A 4832-2026 tillsynsbegäran.docx
+++ b/tillsyn/A 4832-2026 tillsynsbegäran.docx
@@ -2182,7 +2182,7 @@
     <w:r>
       <w:tab/>
       <w:tab/>
-      <w:t>2026-07-18</w:t>
+      <w:t>2026-07-19</w:t>
       <w:br/>
       <w:br/>
     </w:r>

--- a/tillsyn/A 4832-2026 tillsynsbegäran.docx
+++ b/tillsyn/A 4832-2026 tillsynsbegäran.docx
@@ -2182,7 +2182,7 @@
     <w:r>
       <w:tab/>
       <w:tab/>
-      <w:t>2026-07-19</w:t>
+      <w:t>2026-07-20</w:t>
       <w:br/>
       <w:br/>
     </w:r>

--- a/tillsyn/A 4832-2026 tillsynsbegäran.docx
+++ b/tillsyn/A 4832-2026 tillsynsbegäran.docx
@@ -2182,7 +2182,7 @@
     <w:r>
       <w:tab/>
       <w:tab/>
-      <w:t>2026-07-20</w:t>
+      <w:t>2026-07-21</w:t>
       <w:br/>
       <w:br/>
     </w:r>

--- a/tillsyn/A 4832-2026 tillsynsbegäran.docx
+++ b/tillsyn/A 4832-2026 tillsynsbegäran.docx
@@ -2182,7 +2182,7 @@
     <w:r>
       <w:tab/>
       <w:tab/>
-      <w:t>2026-07-21</w:t>
+      <w:t>2026-07-22</w:t>
       <w:br/>
       <w:br/>
     </w:r>

--- a/tillsyn/A 4832-2026 tillsynsbegäran.docx
+++ b/tillsyn/A 4832-2026 tillsynsbegäran.docx
@@ -2182,7 +2182,7 @@
     <w:r>
       <w:tab/>
       <w:tab/>
-      <w:t>2026-07-22</w:t>
+      <w:t>2026-07-23</w:t>
       <w:br/>
       <w:br/>
     </w:r>

--- a/tillsyn/A 4832-2026 tillsynsbegäran.docx
+++ b/tillsyn/A 4832-2026 tillsynsbegäran.docx
@@ -2182,7 +2182,7 @@
     <w:r>
       <w:tab/>
       <w:tab/>
-      <w:t>2026-07-23</w:t>
+      <w:t>2026-07-24</w:t>
       <w:br/>
       <w:br/>
     </w:r>

--- a/tillsyn/A 4832-2026 tillsynsbegäran.docx
+++ b/tillsyn/A 4832-2026 tillsynsbegäran.docx
@@ -2182,7 +2182,7 @@
     <w:r>
       <w:tab/>
       <w:tab/>
-      <w:t>2026-07-24</w:t>
+      <w:t>2026-07-25</w:t>
       <w:br/>
       <w:br/>
     </w:r>

--- a/tillsyn/A 4832-2026 tillsynsbegäran.docx
+++ b/tillsyn/A 4832-2026 tillsynsbegäran.docx
@@ -2182,7 +2182,7 @@
     <w:r>
       <w:tab/>
       <w:tab/>
-      <w:t>2026-07-25</w:t>
+      <w:t>2026-07-26</w:t>
       <w:br/>
       <w:br/>
     </w:r>

--- a/tillsyn/A 4832-2026 tillsynsbegäran.docx
+++ b/tillsyn/A 4832-2026 tillsynsbegäran.docx
@@ -2182,7 +2182,7 @@
     <w:r>
       <w:tab/>
       <w:tab/>
-      <w:t>2026-07-26</w:t>
+      <w:t>2026-07-27</w:t>
       <w:br/>
       <w:br/>
     </w:r>

--- a/tillsyn/A 4832-2026 tillsynsbegäran.docx
+++ b/tillsyn/A 4832-2026 tillsynsbegäran.docx
@@ -2182,7 +2182,7 @@
     <w:r>
       <w:tab/>
       <w:tab/>
-      <w:t>2026-07-27</w:t>
+      <w:t>2026-07-28</w:t>
       <w:br/>
       <w:br/>
     </w:r>

--- a/tillsyn/A 4832-2026 tillsynsbegäran.docx
+++ b/tillsyn/A 4832-2026 tillsynsbegäran.docx
@@ -2182,7 +2182,7 @@
     <w:r>
       <w:tab/>
       <w:tab/>
-      <w:t>2026-07-28</w:t>
+      <w:t>2026-07-29</w:t>
       <w:br/>
       <w:br/>
     </w:r>

--- a/tillsyn/A 4832-2026 tillsynsbegäran.docx
+++ b/tillsyn/A 4832-2026 tillsynsbegäran.docx
@@ -2182,7 +2182,7 @@
     <w:r>
       <w:tab/>
       <w:tab/>
-      <w:t>2026-07-29</w:t>
+      <w:t>2026-07-30</w:t>
       <w:br/>
       <w:br/>
     </w:r>

--- a/tillsyn/A 4832-2026 tillsynsbegäran.docx
+++ b/tillsyn/A 4832-2026 tillsynsbegäran.docx
@@ -2182,7 +2182,7 @@
     <w:r>
       <w:tab/>
       <w:tab/>
-      <w:t>2026-07-30</w:t>
+      <w:t>2026-07-31</w:t>
       <w:br/>
       <w:br/>
     </w:r>

--- a/tillsyn/A 4832-2026 tillsynsbegäran.docx
+++ b/tillsyn/A 4832-2026 tillsynsbegäran.docx
@@ -2182,7 +2182,7 @@
     <w:r>
       <w:tab/>
       <w:tab/>
-      <w:t>2026-07-31</w:t>
+      <w:t>2026-08-01</w:t>
       <w:br/>
       <w:br/>
     </w:r>

--- a/tillsyn/A 4832-2026 tillsynsbegäran.docx
+++ b/tillsyn/A 4832-2026 tillsynsbegäran.docx
@@ -2182,7 +2182,7 @@
     <w:r>
       <w:tab/>
       <w:tab/>
-      <w:t>2026-08-01</w:t>
+      <w:t>2026-08-02</w:t>
       <w:br/>
       <w:br/>
     </w:r>

--- a/tillsyn/A 4832-2026 tillsynsbegäran.docx
+++ b/tillsyn/A 4832-2026 tillsynsbegäran.docx
@@ -2182,7 +2182,7 @@
     <w:r>
       <w:tab/>
       <w:tab/>
-      <w:t>2026-08-02</w:t>
+      <w:t>2026-08-03</w:t>
       <w:br/>
       <w:br/>
     </w:r>

--- a/tillsyn/A 4832-2026 tillsynsbegäran.docx
+++ b/tillsyn/A 4832-2026 tillsynsbegäran.docx
@@ -2182,7 +2182,7 @@
     <w:r>
       <w:tab/>
       <w:tab/>
-      <w:t>2026-08-03</w:t>
+      <w:t>2026-08-05</w:t>
       <w:br/>
       <w:br/>
     </w:r>

--- a/tillsyn/A 4832-2026 tillsynsbegäran.docx
+++ b/tillsyn/A 4832-2026 tillsynsbegäran.docx
@@ -2182,7 +2182,7 @@
     <w:r>
       <w:tab/>
       <w:tab/>
-      <w:t>2026-08-05</w:t>
+      <w:t>2026-08-07</w:t>
       <w:br/>
       <w:br/>
     </w:r>

--- a/tillsyn/A 4832-2026 tillsynsbegäran.docx
+++ b/tillsyn/A 4832-2026 tillsynsbegäran.docx
@@ -2182,7 +2182,7 @@
     <w:r>
       <w:tab/>
       <w:tab/>
-      <w:t>2026-08-07</w:t>
+      <w:t>2026-08-08</w:t>
       <w:br/>
       <w:br/>
     </w:r>

--- a/tillsyn/A 4832-2026 tillsynsbegäran.docx
+++ b/tillsyn/A 4832-2026 tillsynsbegäran.docx
@@ -60,7 +60,7 @@
         <w:spacing w:after="240"/>
       </w:pPr>
       <w:r>
-        <w:t>Figur 1. Fyndplatser för naturvårdsarter i och inom 15 meter från avverkningsanmälan. Markörer utan svart kant är placerade på fyndplatsen. Markörer med svart kant är placerade vid sidan av fyndplatsen har ett svart streck som visar fyndplatsens exakta position. Kartans mittpunktskoordinat är N 6798727, E 427171 i SWEREF 99 TM.</w:t>
+        <w:t>Figur 1. Fyndplatser för naturvårdsarter i och inom 15 meter från avverkningsanmälan. Markörer utan svart kant är placerade på fyndplatsen. Markörer med svart kant är placerade vid sidan av fyndplatsen och har ett svart streck som visar fyndplatsens exakta position. Kartans mittpunktskoordinat är N 6798727, E 427171 i SWEREF 99 TM.</w:t>
       </w:r>
     </w:p>
     <w:p>
@@ -2182,7 +2182,7 @@
     <w:r>
       <w:tab/>
       <w:tab/>
-      <w:t>2026-08-14</w:t>
+      <w:t>2026-08-15</w:t>
       <w:br/>
       <w:br/>
     </w:r>

--- a/tillsyn/A 4832-2026 tillsynsbegäran.docx
+++ b/tillsyn/A 4832-2026 tillsynsbegäran.docx
@@ -2182,7 +2182,7 @@
     <w:r>
       <w:tab/>
       <w:tab/>
-      <w:t>2026-08-15</w:t>
+      <w:t>2026-08-16</w:t>
       <w:br/>
       <w:br/>
     </w:r>

--- a/tillsyn/A 4832-2026 tillsynsbegäran.docx
+++ b/tillsyn/A 4832-2026 tillsynsbegäran.docx
@@ -2182,7 +2182,7 @@
     <w:r>
       <w:tab/>
       <w:tab/>
-      <w:t>2026-08-16</w:t>
+      <w:t>2026-08-17</w:t>
       <w:br/>
       <w:br/>
     </w:r>

--- a/tillsyn/A 4832-2026 tillsynsbegäran.docx
+++ b/tillsyn/A 4832-2026 tillsynsbegäran.docx
@@ -2182,7 +2182,7 @@
     <w:r>
       <w:tab/>
       <w:tab/>
-      <w:t>2026-08-17</w:t>
+      <w:t>2026-08-18</w:t>
       <w:br/>
       <w:br/>
     </w:r>

--- a/tillsyn/A 4832-2026 tillsynsbegäran.docx
+++ b/tillsyn/A 4832-2026 tillsynsbegäran.docx
@@ -2182,7 +2182,7 @@
     <w:r>
       <w:tab/>
       <w:tab/>
-      <w:t>2026-08-18</w:t>
+      <w:t>2026-08-19</w:t>
       <w:br/>
       <w:br/>
     </w:r>

--- a/tillsyn/A 4832-2026 tillsynsbegäran.docx
+++ b/tillsyn/A 4832-2026 tillsynsbegäran.docx
@@ -2182,7 +2182,7 @@
     <w:r>
       <w:tab/>
       <w:tab/>
-      <w:t>2026-08-19</w:t>
+      <w:t>2026-08-20</w:t>
       <w:br/>
       <w:br/>
     </w:r>

--- a/tillsyn/A 4832-2026 tillsynsbegäran.docx
+++ b/tillsyn/A 4832-2026 tillsynsbegäran.docx
@@ -2182,7 +2182,7 @@
     <w:r>
       <w:tab/>
       <w:tab/>
-      <w:t>2026-08-20</w:t>
+      <w:t>2026-08-21</w:t>
       <w:br/>
       <w:br/>
     </w:r>

--- a/tillsyn/A 4832-2026 tillsynsbegäran.docx
+++ b/tillsyn/A 4832-2026 tillsynsbegäran.docx
@@ -2182,7 +2182,7 @@
     <w:r>
       <w:tab/>
       <w:tab/>
-      <w:t>2026-08-21</w:t>
+      <w:t>2026-08-22</w:t>
       <w:br/>
       <w:br/>
     </w:r>

--- a/tillsyn/A 4832-2026 tillsynsbegäran.docx
+++ b/tillsyn/A 4832-2026 tillsynsbegäran.docx
@@ -2182,7 +2182,7 @@
     <w:r>
       <w:tab/>
       <w:tab/>
-      <w:t>2026-08-22</w:t>
+      <w:t>2026-08-23</w:t>
       <w:br/>
       <w:br/>
     </w:r>

--- a/tillsyn/A 4832-2026 tillsynsbegäran.docx
+++ b/tillsyn/A 4832-2026 tillsynsbegäran.docx
@@ -2182,7 +2182,7 @@
     <w:r>
       <w:tab/>
       <w:tab/>
-      <w:t>2026-08-23</w:t>
+      <w:t>2026-08-24</w:t>
       <w:br/>
       <w:br/>
     </w:r>

--- a/tillsyn/A 4832-2026 tillsynsbegäran.docx
+++ b/tillsyn/A 4832-2026 tillsynsbegäran.docx
@@ -2182,7 +2182,7 @@
     <w:r>
       <w:tab/>
       <w:tab/>
-      <w:t>2026-08-24</w:t>
+      <w:t>2026-08-25</w:t>
       <w:br/>
       <w:br/>
     </w:r>

--- a/tillsyn/A 4832-2026 tillsynsbegäran.docx
+++ b/tillsyn/A 4832-2026 tillsynsbegäran.docx
@@ -2182,7 +2182,7 @@
     <w:r>
       <w:tab/>
       <w:tab/>
-      <w:t>2026-08-25</w:t>
+      <w:t>2026-08-26</w:t>
       <w:br/>
       <w:br/>
     </w:r>

--- a/tillsyn/A 4832-2026 tillsynsbegäran.docx
+++ b/tillsyn/A 4832-2026 tillsynsbegäran.docx
@@ -2182,7 +2182,7 @@
     <w:r>
       <w:tab/>
       <w:tab/>
-      <w:t>2026-08-26</w:t>
+      <w:t>2026-08-27</w:t>
       <w:br/>
       <w:br/>
     </w:r>

--- a/tillsyn/A 4832-2026 tillsynsbegäran.docx
+++ b/tillsyn/A 4832-2026 tillsynsbegäran.docx
@@ -2182,7 +2182,7 @@
     <w:r>
       <w:tab/>
       <w:tab/>
-      <w:t>2026-08-27</w:t>
+      <w:t>2026-08-28</w:t>
       <w:br/>
       <w:br/>
     </w:r>

--- a/tillsyn/A 4832-2026 tillsynsbegäran.docx
+++ b/tillsyn/A 4832-2026 tillsynsbegäran.docx
@@ -2182,7 +2182,7 @@
     <w:r>
       <w:tab/>
       <w:tab/>
-      <w:t>2026-08-28</w:t>
+      <w:t>2026-08-29</w:t>
       <w:br/>
       <w:br/>
     </w:r>

--- a/tillsyn/A 4832-2026 tillsynsbegäran.docx
+++ b/tillsyn/A 4832-2026 tillsynsbegäran.docx
@@ -2182,7 +2182,7 @@
     <w:r>
       <w:tab/>
       <w:tab/>
-      <w:t>2026-08-29</w:t>
+      <w:t>2026-08-31</w:t>
       <w:br/>
       <w:br/>
     </w:r>

--- a/tillsyn/A 4832-2026 tillsynsbegäran.docx
+++ b/tillsyn/A 4832-2026 tillsynsbegäran.docx
@@ -2182,7 +2182,7 @@
     <w:r>
       <w:tab/>
       <w:tab/>
-      <w:t>2026-08-31</w:t>
+      <w:t>2026-09-01</w:t>
       <w:br/>
       <w:br/>
     </w:r>

--- a/tillsyn/A 4832-2026 tillsynsbegäran.docx
+++ b/tillsyn/A 4832-2026 tillsynsbegäran.docx
@@ -2182,7 +2182,7 @@
     <w:r>
       <w:tab/>
       <w:tab/>
-      <w:t>2026-09-01</w:t>
+      <w:t>2026-09-02</w:t>
       <w:br/>
       <w:br/>
     </w:r>

--- a/tillsyn/A 4832-2026 tillsynsbegäran.docx
+++ b/tillsyn/A 4832-2026 tillsynsbegäran.docx
@@ -2182,7 +2182,7 @@
     <w:r>
       <w:tab/>
       <w:tab/>
-      <w:t>2026-09-02</w:t>
+      <w:t>2026-09-03</w:t>
       <w:br/>
       <w:br/>
     </w:r>

--- a/tillsyn/A 4832-2026 tillsynsbegäran.docx
+++ b/tillsyn/A 4832-2026 tillsynsbegäran.docx
@@ -2182,7 +2182,7 @@
     <w:r>
       <w:tab/>
       <w:tab/>
-      <w:t>2026-09-03</w:t>
+      <w:t>2026-09-04</w:t>
       <w:br/>
       <w:br/>
     </w:r>

--- a/tillsyn/A 4832-2026 tillsynsbegäran.docx
+++ b/tillsyn/A 4832-2026 tillsynsbegäran.docx
@@ -2182,7 +2182,7 @@
     <w:r>
       <w:tab/>
       <w:tab/>
-      <w:t>2026-09-04</w:t>
+      <w:t>2026-09-05</w:t>
       <w:br/>
       <w:br/>
     </w:r>

--- a/tillsyn/A 4832-2026 tillsynsbegäran.docx
+++ b/tillsyn/A 4832-2026 tillsynsbegäran.docx
@@ -2182,7 +2182,7 @@
     <w:r>
       <w:tab/>
       <w:tab/>
-      <w:t>2026-09-05</w:t>
+      <w:t>2026-09-06</w:t>
       <w:br/>
       <w:br/>
     </w:r>

--- a/tillsyn/A 4832-2026 tillsynsbegäran.docx
+++ b/tillsyn/A 4832-2026 tillsynsbegäran.docx
@@ -2182,7 +2182,7 @@
     <w:r>
       <w:tab/>
       <w:tab/>
-      <w:t>2026-09-06</w:t>
+      <w:t>2026-09-07</w:t>
       <w:br/>
       <w:br/>
     </w:r>

--- a/tillsyn/A 4832-2026 tillsynsbegäran.docx
+++ b/tillsyn/A 4832-2026 tillsynsbegäran.docx
@@ -2182,7 +2182,7 @@
     <w:r>
       <w:tab/>
       <w:tab/>
-      <w:t>2026-09-07</w:t>
+      <w:t>2026-09-08</w:t>
       <w:br/>
       <w:br/>
     </w:r>

--- a/tillsyn/A 4832-2026 tillsynsbegäran.docx
+++ b/tillsyn/A 4832-2026 tillsynsbegäran.docx
@@ -2182,7 +2182,7 @@
     <w:r>
       <w:tab/>
       <w:tab/>
-      <w:t>2026-09-08</w:t>
+      <w:t>2026-09-09</w:t>
       <w:br/>
       <w:br/>
     </w:r>

--- a/tillsyn/A 4832-2026 tillsynsbegäran.docx
+++ b/tillsyn/A 4832-2026 tillsynsbegäran.docx
@@ -2182,7 +2182,7 @@
     <w:r>
       <w:tab/>
       <w:tab/>
-      <w:t>2026-09-09</w:t>
+      <w:t>2026-09-10</w:t>
       <w:br/>
       <w:br/>
     </w:r>

--- a/tillsyn/A 4832-2026 tillsynsbegäran.docx
+++ b/tillsyn/A 4832-2026 tillsynsbegäran.docx
@@ -2182,7 +2182,7 @@
     <w:r>
       <w:tab/>
       <w:tab/>
-      <w:t>2026-09-10</w:t>
+      <w:t>2026-09-11</w:t>
       <w:br/>
       <w:br/>
     </w:r>

--- a/tillsyn/A 4832-2026 tillsynsbegäran.docx
+++ b/tillsyn/A 4832-2026 tillsynsbegäran.docx
@@ -2182,7 +2182,7 @@
     <w:r>
       <w:tab/>
       <w:tab/>
-      <w:t>2026-09-11</w:t>
+      <w:t>2026-09-12</w:t>
       <w:br/>
       <w:br/>
     </w:r>

--- a/tillsyn/A 4832-2026 tillsynsbegäran.docx
+++ b/tillsyn/A 4832-2026 tillsynsbegäran.docx
@@ -2182,7 +2182,7 @@
     <w:r>
       <w:tab/>
       <w:tab/>
-      <w:t>2026-09-12</w:t>
+      <w:t>2026-09-13</w:t>
       <w:br/>
       <w:br/>
     </w:r>
